--- a/course/机电系统建模与仿真/2025/大纲/25JD32418-机电系统建模与仿真-课程教学大纲.docx
+++ b/course/机电系统建模与仿真/2025/大纲/25JD32418-机电系统建模与仿真-课程教学大纲.docx
@@ -5284,15 +5284,14 @@
         </w:tblBorders>
       </w:tblPr>
       <w:tblGrid>
-        <w:gridCol w:w="1545"/>
-        <w:gridCol w:w="746"/>
-        <w:gridCol w:w="746"/>
-        <w:gridCol w:w="746"/>
-        <w:gridCol w:w="959"/>
-        <w:gridCol w:w="959"/>
-        <w:gridCol w:w="959"/>
-        <w:gridCol w:w="959"/>
-        <w:gridCol w:w="1435"/>
+        <w:gridCol w:w="1727"/>
+        <w:gridCol w:w="834"/>
+        <w:gridCol w:w="834"/>
+        <w:gridCol w:w="834"/>
+        <w:gridCol w:w="1072"/>
+        <w:gridCol w:w="1072"/>
+        <w:gridCol w:w="1072"/>
+        <w:gridCol w:w="1609"/>
       </w:tblGrid>
       <w:tr>
         <w:trPr>
@@ -5301,7 +5300,7 @@
         </w:trPr>
         <w:tc>
           <w:tcPr>
-            <w:tcW w:type="dxa" w:w="1545"/>
+            <w:tcW w:type="dxa" w:w="1727"/>
             <w:tcMar>
               <w:top w:w="80" w:type="dxa"/>
               <w:start w:w="70" w:type="dxa"/>
@@ -5315,7 +5314,6 @@
               <w:spacing w:line="269" w:lineRule="auto" w:before="0" w:after="0"/>
               <w:jc w:val="center"/>
             </w:pPr>
-            <w:r/>
             <w:r>
               <w:rPr>
                 <w:rFonts w:ascii="Times New Roman" w:hAnsi="Times New Roman" w:eastAsia="宋体" w:cs="Times New Roman"/>
@@ -5328,7 +5326,7 @@
         </w:tc>
         <w:tc>
           <w:tcPr>
-            <w:tcW w:type="dxa" w:w="746"/>
+            <w:tcW w:type="dxa" w:w="834"/>
             <w:tcMar>
               <w:top w:w="80" w:type="dxa"/>
               <w:start w:w="70" w:type="dxa"/>
@@ -5342,7 +5340,6 @@
               <w:spacing w:line="269" w:lineRule="auto" w:before="0" w:after="0"/>
               <w:jc w:val="center"/>
             </w:pPr>
-            <w:r/>
             <w:r>
               <w:rPr>
                 <w:rFonts w:ascii="Times New Roman" w:hAnsi="Times New Roman" w:eastAsia="宋体" w:cs="Times New Roman"/>
@@ -5355,7 +5352,7 @@
         </w:tc>
         <w:tc>
           <w:tcPr>
-            <w:tcW w:type="dxa" w:w="746"/>
+            <w:tcW w:type="dxa" w:w="834"/>
             <w:tcMar>
               <w:top w:w="80" w:type="dxa"/>
               <w:start w:w="70" w:type="dxa"/>
@@ -5369,7 +5366,6 @@
               <w:spacing w:line="269" w:lineRule="auto" w:before="0" w:after="0"/>
               <w:jc w:val="center"/>
             </w:pPr>
-            <w:r/>
             <w:r>
               <w:rPr>
                 <w:rFonts w:ascii="Times New Roman" w:hAnsi="Times New Roman" w:eastAsia="宋体" w:cs="Times New Roman"/>
@@ -5382,7 +5378,7 @@
         </w:tc>
         <w:tc>
           <w:tcPr>
-            <w:tcW w:type="dxa" w:w="746"/>
+            <w:tcW w:type="dxa" w:w="834"/>
             <w:tcMar>
               <w:top w:w="80" w:type="dxa"/>
               <w:start w:w="70" w:type="dxa"/>
@@ -5396,7 +5392,6 @@
               <w:spacing w:line="269" w:lineRule="auto" w:before="0" w:after="0"/>
               <w:jc w:val="center"/>
             </w:pPr>
-            <w:r/>
             <w:r>
               <w:rPr>
                 <w:rFonts w:ascii="Times New Roman" w:hAnsi="Times New Roman" w:eastAsia="宋体" w:cs="Times New Roman"/>
@@ -5409,7 +5404,7 @@
         </w:tc>
         <w:tc>
           <w:tcPr>
-            <w:tcW w:type="dxa" w:w="959"/>
+            <w:tcW w:type="dxa" w:w="1072"/>
             <w:tcMar>
               <w:top w:w="80" w:type="dxa"/>
               <w:start w:w="70" w:type="dxa"/>
@@ -5423,20 +5418,19 @@
               <w:spacing w:line="269" w:lineRule="auto" w:before="0" w:after="0"/>
               <w:jc w:val="center"/>
             </w:pPr>
-            <w:r/>
             <w:r>
               <w:rPr>
                 <w:rFonts w:ascii="Times New Roman" w:hAnsi="Times New Roman" w:eastAsia="宋体" w:cs="Times New Roman"/>
                 <w:b/>
                 <w:sz w:val="16"/>
               </w:rPr>
-              <w:t>平时表现（10%）</w:t>
+              <w:t>平时成绩（20%）</w:t>
             </w:r>
           </w:p>
         </w:tc>
         <w:tc>
           <w:tcPr>
-            <w:tcW w:type="dxa" w:w="959"/>
+            <w:tcW w:type="dxa" w:w="1072"/>
             <w:tcMar>
               <w:top w:w="80" w:type="dxa"/>
               <w:start w:w="70" w:type="dxa"/>
@@ -5450,20 +5444,19 @@
               <w:spacing w:line="269" w:lineRule="auto" w:before="0" w:after="0"/>
               <w:jc w:val="center"/>
             </w:pPr>
-            <w:r/>
             <w:r>
               <w:rPr>
                 <w:rFonts w:ascii="Times New Roman" w:hAnsi="Times New Roman" w:eastAsia="宋体" w:cs="Times New Roman"/>
                 <w:b/>
                 <w:sz w:val="16"/>
               </w:rPr>
-              <w:t>Python上机任务（50%）</w:t>
+              <w:t>课程作业（20%）</w:t>
             </w:r>
           </w:p>
         </w:tc>
         <w:tc>
           <w:tcPr>
-            <w:tcW w:type="dxa" w:w="959"/>
+            <w:tcW w:type="dxa" w:w="1072"/>
             <w:tcMar>
               <w:top w:w="80" w:type="dxa"/>
               <w:start w:w="70" w:type="dxa"/>
@@ -5477,20 +5470,19 @@
               <w:spacing w:line="269" w:lineRule="auto" w:before="0" w:after="0"/>
               <w:jc w:val="center"/>
             </w:pPr>
-            <w:r/>
             <w:r>
               <w:rPr>
                 <w:rFonts w:ascii="Times New Roman" w:hAnsi="Times New Roman" w:eastAsia="宋体" w:cs="Times New Roman"/>
                 <w:b/>
                 <w:sz w:val="16"/>
               </w:rPr>
-              <w:t>综合项目（30%）</w:t>
+              <w:t>期末考核（60%）</w:t>
             </w:r>
           </w:p>
         </w:tc>
         <w:tc>
           <w:tcPr>
-            <w:tcW w:type="dxa" w:w="959"/>
+            <w:tcW w:type="dxa" w:w="1609"/>
             <w:tcMar>
               <w:top w:w="80" w:type="dxa"/>
               <w:start w:w="70" w:type="dxa"/>
@@ -5504,34 +5496,6 @@
               <w:spacing w:line="269" w:lineRule="auto" w:before="0" w:after="0"/>
               <w:jc w:val="center"/>
             </w:pPr>
-            <w:r/>
-            <w:r>
-              <w:rPr>
-                <w:rFonts w:ascii="Times New Roman" w:hAnsi="Times New Roman" w:eastAsia="宋体" w:cs="Times New Roman"/>
-                <w:b/>
-                <w:sz w:val="16"/>
-              </w:rPr>
-              <w:t>个人核验与答辩（10%）</w:t>
-            </w:r>
-          </w:p>
-        </w:tc>
-        <w:tc>
-          <w:tcPr>
-            <w:tcW w:type="dxa" w:w="1435"/>
-            <w:tcMar>
-              <w:top w:w="80" w:type="dxa"/>
-              <w:start w:w="70" w:type="dxa"/>
-              <w:bottom w:w="80" w:type="dxa"/>
-              <w:end w:w="70" w:type="dxa"/>
-            </w:tcMar>
-            <w:vAlign w:val="center"/>
-          </w:tcPr>
-          <w:p>
-            <w:pPr>
-              <w:spacing w:line="269" w:lineRule="auto" w:before="0" w:after="0"/>
-              <w:jc w:val="center"/>
-            </w:pPr>
-            <w:r/>
             <w:r>
               <w:rPr>
                 <w:rFonts w:ascii="Times New Roman" w:hAnsi="Times New Roman" w:eastAsia="宋体" w:cs="Times New Roman"/>
@@ -5546,7 +5510,7 @@
       <w:tr>
         <w:tc>
           <w:tcPr>
-            <w:tcW w:type="dxa" w:w="1545"/>
+            <w:tcW w:type="dxa" w:w="1727"/>
             <w:vAlign w:val="center"/>
             <w:tcMar>
               <w:top w:w="80" w:type="dxa"/>
@@ -5560,7 +5524,6 @@
               <w:spacing w:line="269" w:lineRule="auto" w:before="0" w:after="0"/>
               <w:jc w:val="left"/>
             </w:pPr>
-            <w:r/>
             <w:r>
               <w:rPr>
                 <w:rFonts w:ascii="Times New Roman" w:hAnsi="Times New Roman" w:eastAsia="宋体" w:cs="Times New Roman"/>
@@ -5573,7 +5536,7 @@
         </w:tc>
         <w:tc>
           <w:tcPr>
-            <w:tcW w:type="dxa" w:w="746"/>
+            <w:tcW w:type="dxa" w:w="834"/>
             <w:vAlign w:val="center"/>
             <w:tcMar>
               <w:top w:w="80" w:type="dxa"/>
@@ -5587,7 +5550,6 @@
               <w:spacing w:line="269" w:lineRule="auto" w:before="0" w:after="0"/>
               <w:jc w:val="center"/>
             </w:pPr>
-            <w:r/>
             <w:r>
               <w:rPr>
                 <w:rFonts w:ascii="Times New Roman" w:hAnsi="Times New Roman" w:eastAsia="宋体" w:cs="Times New Roman"/>
@@ -5600,7 +5562,7 @@
         </w:tc>
         <w:tc>
           <w:tcPr>
-            <w:tcW w:type="dxa" w:w="746"/>
+            <w:tcW w:type="dxa" w:w="834"/>
             <w:vAlign w:val="center"/>
             <w:tcMar>
               <w:top w:w="80" w:type="dxa"/>
@@ -5614,7 +5576,6 @@
               <w:spacing w:line="269" w:lineRule="auto" w:before="0" w:after="0"/>
               <w:jc w:val="center"/>
             </w:pPr>
-            <w:r/>
             <w:r>
               <w:rPr>
                 <w:rFonts w:ascii="Times New Roman" w:hAnsi="Times New Roman" w:eastAsia="宋体" w:cs="Times New Roman"/>
@@ -5627,7 +5588,7 @@
         </w:tc>
         <w:tc>
           <w:tcPr>
-            <w:tcW w:type="dxa" w:w="746"/>
+            <w:tcW w:type="dxa" w:w="834"/>
             <w:vAlign w:val="center"/>
             <w:tcMar>
               <w:top w:w="80" w:type="dxa"/>
@@ -5641,7 +5602,6 @@
               <w:spacing w:line="269" w:lineRule="auto" w:before="0" w:after="0"/>
               <w:jc w:val="center"/>
             </w:pPr>
-            <w:r/>
             <w:r>
               <w:rPr>
                 <w:rFonts w:ascii="Times New Roman" w:hAnsi="Times New Roman" w:eastAsia="宋体" w:cs="Times New Roman"/>
@@ -5654,7 +5614,113 @@
         </w:tc>
         <w:tc>
           <w:tcPr>
-            <w:tcW w:type="dxa" w:w="959"/>
+            <w:tcW w:type="dxa" w:w="1072"/>
+            <w:vAlign w:val="center"/>
+            <w:tcMar>
+              <w:top w:w="80" w:type="dxa"/>
+              <w:start w:w="70" w:type="dxa"/>
+              <w:bottom w:w="80" w:type="dxa"/>
+              <w:end w:w="70" w:type="dxa"/>
+            </w:tcMar>
+          </w:tcPr>
+          <w:p>
+            <w:pPr>
+              <w:spacing w:line="269" w:lineRule="auto" w:before="0" w:after="0"/>
+              <w:jc w:val="center"/>
+            </w:pPr>
+            <w:r>
+              <w:rPr>
+                <w:rFonts w:ascii="Times New Roman" w:hAnsi="Times New Roman" w:eastAsia="宋体" w:cs="Times New Roman"/>
+                <w:b w:val="0"/>
+                <w:sz w:val="16"/>
+              </w:rPr>
+              <w:t>10%</w:t>
+            </w:r>
+          </w:p>
+        </w:tc>
+        <w:tc>
+          <w:tcPr>
+            <w:tcW w:type="dxa" w:w="1072"/>
+            <w:vAlign w:val="center"/>
+            <w:tcMar>
+              <w:top w:w="80" w:type="dxa"/>
+              <w:start w:w="70" w:type="dxa"/>
+              <w:bottom w:w="80" w:type="dxa"/>
+              <w:end w:w="70" w:type="dxa"/>
+            </w:tcMar>
+          </w:tcPr>
+          <w:p>
+            <w:pPr>
+              <w:spacing w:line="269" w:lineRule="auto" w:before="0" w:after="0"/>
+              <w:jc w:val="center"/>
+            </w:pPr>
+            <w:r>
+              <w:rPr>
+                <w:rFonts w:ascii="Times New Roman" w:hAnsi="Times New Roman" w:eastAsia="宋体" w:cs="Times New Roman"/>
+                <w:b w:val="0"/>
+                <w:sz w:val="16"/>
+              </w:rPr>
+              <w:t>15%</w:t>
+            </w:r>
+          </w:p>
+        </w:tc>
+        <w:tc>
+          <w:tcPr>
+            <w:tcW w:type="dxa" w:w="1072"/>
+            <w:vAlign w:val="center"/>
+            <w:tcMar>
+              <w:top w:w="80" w:type="dxa"/>
+              <w:start w:w="70" w:type="dxa"/>
+              <w:bottom w:w="80" w:type="dxa"/>
+              <w:end w:w="70" w:type="dxa"/>
+            </w:tcMar>
+          </w:tcPr>
+          <w:p>
+            <w:pPr>
+              <w:spacing w:line="269" w:lineRule="auto" w:before="0" w:after="0"/>
+              <w:jc w:val="center"/>
+            </w:pPr>
+            <w:r>
+              <w:rPr>
+                <w:rFonts w:ascii="Times New Roman" w:hAnsi="Times New Roman" w:eastAsia="宋体" w:cs="Times New Roman"/>
+                <w:b w:val="0"/>
+                <w:sz w:val="16"/>
+              </w:rPr>
+              <w:t>10%</w:t>
+            </w:r>
+          </w:p>
+        </w:tc>
+        <w:tc>
+          <w:tcPr>
+            <w:tcW w:type="dxa" w:w="1609"/>
+            <w:vAlign w:val="center"/>
+            <w:tcMar>
+              <w:top w:w="80" w:type="dxa"/>
+              <w:start w:w="70" w:type="dxa"/>
+              <w:bottom w:w="80" w:type="dxa"/>
+              <w:end w:w="70" w:type="dxa"/>
+            </w:tcMar>
+          </w:tcPr>
+          <w:p>
+            <w:pPr>
+              <w:spacing w:line="269" w:lineRule="auto" w:before="0" w:after="0"/>
+              <w:jc w:val="center"/>
+            </w:pPr>
+            <w:r>
+              <w:rPr>
+                <w:rFonts w:ascii="Times New Roman" w:hAnsi="Times New Roman" w:eastAsia="宋体" w:cs="Times New Roman"/>
+                <w:b w:val="0"/>
+                <w:sz w:val="16"/>
+              </w:rPr>
+              <w:t>目标 1.1，2.1，3.1，3.2</w:t>
+            </w:r>
+          </w:p>
+        </w:tc>
+      </w:tr>
+      <w:tr>
+        <w:tc>
+          <w:tcPr>
+            <w:tcW w:type="dxa" w:w="1727"/>
             <w:vAlign w:val="center"/>
             <w:tcMar>
               <w:top w:w="80" w:type="dxa"/>
@@ -5668,20 +5734,203 @@
               <w:spacing w:line="269" w:lineRule="auto" w:before="0" w:after="0"/>
               <w:jc w:val="left"/>
             </w:pPr>
-            <w:r/>
             <w:r>
               <w:rPr>
                 <w:rFonts w:ascii="Times New Roman" w:hAnsi="Times New Roman" w:eastAsia="宋体" w:cs="Times New Roman"/>
                 <w:b w:val="0"/>
                 <w:sz w:val="16"/>
               </w:rPr>
-              <w:t>全过程</w:t>
+              <w:t>第二单元 动态方程与状态空间</w:t>
             </w:r>
           </w:p>
         </w:tc>
         <w:tc>
           <w:tcPr>
-            <w:tcW w:type="dxa" w:w="959"/>
+            <w:tcW w:type="dxa" w:w="834"/>
+            <w:vAlign w:val="center"/>
+            <w:tcMar>
+              <w:top w:w="80" w:type="dxa"/>
+              <w:start w:w="70" w:type="dxa"/>
+              <w:bottom w:w="80" w:type="dxa"/>
+              <w:end w:w="70" w:type="dxa"/>
+            </w:tcMar>
+          </w:tcPr>
+          <w:p>
+            <w:pPr>
+              <w:spacing w:line="269" w:lineRule="auto" w:before="0" w:after="0"/>
+              <w:jc w:val="center"/>
+            </w:pPr>
+            <w:r>
+              <w:rPr>
+                <w:rFonts w:ascii="Times New Roman" w:hAnsi="Times New Roman" w:eastAsia="宋体" w:cs="Times New Roman"/>
+                <w:b w:val="0"/>
+                <w:sz w:val="16"/>
+              </w:rPr>
+              <w:t>6</w:t>
+            </w:r>
+          </w:p>
+        </w:tc>
+        <w:tc>
+          <w:tcPr>
+            <w:tcW w:type="dxa" w:w="834"/>
+            <w:vAlign w:val="center"/>
+            <w:tcMar>
+              <w:top w:w="80" w:type="dxa"/>
+              <w:start w:w="70" w:type="dxa"/>
+              <w:bottom w:w="80" w:type="dxa"/>
+              <w:end w:w="70" w:type="dxa"/>
+            </w:tcMar>
+          </w:tcPr>
+          <w:p>
+            <w:pPr>
+              <w:spacing w:line="269" w:lineRule="auto" w:before="0" w:after="0"/>
+              <w:jc w:val="center"/>
+            </w:pPr>
+            <w:r>
+              <w:rPr>
+                <w:rFonts w:ascii="Times New Roman" w:hAnsi="Times New Roman" w:eastAsia="宋体" w:cs="Times New Roman"/>
+                <w:b w:val="0"/>
+                <w:sz w:val="16"/>
+              </w:rPr>
+              <w:t>2</w:t>
+            </w:r>
+          </w:p>
+        </w:tc>
+        <w:tc>
+          <w:tcPr>
+            <w:tcW w:type="dxa" w:w="834"/>
+            <w:vAlign w:val="center"/>
+            <w:tcMar>
+              <w:top w:w="80" w:type="dxa"/>
+              <w:start w:w="70" w:type="dxa"/>
+              <w:bottom w:w="80" w:type="dxa"/>
+              <w:end w:w="70" w:type="dxa"/>
+            </w:tcMar>
+          </w:tcPr>
+          <w:p>
+            <w:pPr>
+              <w:spacing w:line="269" w:lineRule="auto" w:before="0" w:after="0"/>
+              <w:jc w:val="center"/>
+            </w:pPr>
+            <w:r>
+              <w:rPr>
+                <w:rFonts w:ascii="Times New Roman" w:hAnsi="Times New Roman" w:eastAsia="宋体" w:cs="Times New Roman"/>
+                <w:b w:val="0"/>
+                <w:sz w:val="16"/>
+              </w:rPr>
+              <w:t>4</w:t>
+            </w:r>
+          </w:p>
+        </w:tc>
+        <w:tc>
+          <w:tcPr>
+            <w:tcW w:type="dxa" w:w="1072"/>
+            <w:vAlign w:val="center"/>
+            <w:tcMar>
+              <w:top w:w="80" w:type="dxa"/>
+              <w:start w:w="70" w:type="dxa"/>
+              <w:bottom w:w="80" w:type="dxa"/>
+              <w:end w:w="70" w:type="dxa"/>
+            </w:tcMar>
+          </w:tcPr>
+          <w:p>
+            <w:pPr>
+              <w:spacing w:line="269" w:lineRule="auto" w:before="0" w:after="0"/>
+              <w:jc w:val="center"/>
+            </w:pPr>
+            <w:r>
+              <w:rPr>
+                <w:rFonts w:ascii="Times New Roman" w:hAnsi="Times New Roman" w:eastAsia="宋体" w:cs="Times New Roman"/>
+                <w:b w:val="0"/>
+                <w:sz w:val="16"/>
+              </w:rPr>
+              <w:t>15%</w:t>
+            </w:r>
+          </w:p>
+        </w:tc>
+        <w:tc>
+          <w:tcPr>
+            <w:tcW w:type="dxa" w:w="1072"/>
+            <w:vAlign w:val="center"/>
+            <w:tcMar>
+              <w:top w:w="80" w:type="dxa"/>
+              <w:start w:w="70" w:type="dxa"/>
+              <w:bottom w:w="80" w:type="dxa"/>
+              <w:end w:w="70" w:type="dxa"/>
+            </w:tcMar>
+          </w:tcPr>
+          <w:p>
+            <w:pPr>
+              <w:spacing w:line="269" w:lineRule="auto" w:before="0" w:after="0"/>
+              <w:jc w:val="center"/>
+            </w:pPr>
+            <w:r>
+              <w:rPr>
+                <w:rFonts w:ascii="Times New Roman" w:hAnsi="Times New Roman" w:eastAsia="宋体" w:cs="Times New Roman"/>
+                <w:b w:val="0"/>
+                <w:sz w:val="16"/>
+              </w:rPr>
+              <w:t>15%</w:t>
+            </w:r>
+          </w:p>
+        </w:tc>
+        <w:tc>
+          <w:tcPr>
+            <w:tcW w:type="dxa" w:w="1072"/>
+            <w:vAlign w:val="center"/>
+            <w:tcMar>
+              <w:top w:w="80" w:type="dxa"/>
+              <w:start w:w="70" w:type="dxa"/>
+              <w:bottom w:w="80" w:type="dxa"/>
+              <w:end w:w="70" w:type="dxa"/>
+            </w:tcMar>
+          </w:tcPr>
+          <w:p>
+            <w:pPr>
+              <w:spacing w:line="269" w:lineRule="auto" w:before="0" w:after="0"/>
+              <w:jc w:val="center"/>
+            </w:pPr>
+            <w:r>
+              <w:rPr>
+                <w:rFonts w:ascii="Times New Roman" w:hAnsi="Times New Roman" w:eastAsia="宋体" w:cs="Times New Roman"/>
+                <w:b w:val="0"/>
+                <w:sz w:val="16"/>
+              </w:rPr>
+              <w:t>15%</w:t>
+            </w:r>
+          </w:p>
+        </w:tc>
+        <w:tc>
+          <w:tcPr>
+            <w:tcW w:type="dxa" w:w="1609"/>
+            <w:vAlign w:val="center"/>
+            <w:tcMar>
+              <w:top w:w="80" w:type="dxa"/>
+              <w:start w:w="70" w:type="dxa"/>
+              <w:bottom w:w="80" w:type="dxa"/>
+              <w:end w:w="70" w:type="dxa"/>
+            </w:tcMar>
+          </w:tcPr>
+          <w:p>
+            <w:pPr>
+              <w:spacing w:line="269" w:lineRule="auto" w:before="0" w:after="0"/>
+              <w:jc w:val="center"/>
+            </w:pPr>
+            <w:r>
+              <w:rPr>
+                <w:rFonts w:ascii="Times New Roman" w:hAnsi="Times New Roman" w:eastAsia="宋体" w:cs="Times New Roman"/>
+                <w:b w:val="0"/>
+                <w:sz w:val="16"/>
+              </w:rPr>
+              <w:t>目标 1.2，2.2，2.3，3.3</w:t>
+            </w:r>
+          </w:p>
+        </w:tc>
+      </w:tr>
+      <w:tr>
+        <w:tc>
+          <w:tcPr>
+            <w:tcW w:type="dxa" w:w="1727"/>
             <w:vAlign w:val="center"/>
             <w:tcMar>
               <w:top w:w="80" w:type="dxa"/>
@@ -5695,20 +5944,203 @@
               <w:spacing w:line="269" w:lineRule="auto" w:before="0" w:after="0"/>
               <w:jc w:val="left"/>
             </w:pPr>
-            <w:r/>
             <w:r>
               <w:rPr>
                 <w:rFonts w:ascii="Times New Roman" w:hAnsi="Times New Roman" w:eastAsia="宋体" w:cs="Times New Roman"/>
                 <w:b w:val="0"/>
                 <w:sz w:val="16"/>
               </w:rPr>
-              <w:t>15%</w:t>
+              <w:t>第三单元 机械传动建模</w:t>
             </w:r>
           </w:p>
         </w:tc>
         <w:tc>
           <w:tcPr>
-            <w:tcW w:type="dxa" w:w="959"/>
+            <w:tcW w:type="dxa" w:w="834"/>
+            <w:vAlign w:val="center"/>
+            <w:tcMar>
+              <w:top w:w="80" w:type="dxa"/>
+              <w:start w:w="70" w:type="dxa"/>
+              <w:bottom w:w="80" w:type="dxa"/>
+              <w:end w:w="70" w:type="dxa"/>
+            </w:tcMar>
+          </w:tcPr>
+          <w:p>
+            <w:pPr>
+              <w:spacing w:line="269" w:lineRule="auto" w:before="0" w:after="0"/>
+              <w:jc w:val="center"/>
+            </w:pPr>
+            <w:r>
+              <w:rPr>
+                <w:rFonts w:ascii="Times New Roman" w:hAnsi="Times New Roman" w:eastAsia="宋体" w:cs="Times New Roman"/>
+                <w:b w:val="0"/>
+                <w:sz w:val="16"/>
+              </w:rPr>
+              <w:t>4</w:t>
+            </w:r>
+          </w:p>
+        </w:tc>
+        <w:tc>
+          <w:tcPr>
+            <w:tcW w:type="dxa" w:w="834"/>
+            <w:vAlign w:val="center"/>
+            <w:tcMar>
+              <w:top w:w="80" w:type="dxa"/>
+              <w:start w:w="70" w:type="dxa"/>
+              <w:bottom w:w="80" w:type="dxa"/>
+              <w:end w:w="70" w:type="dxa"/>
+            </w:tcMar>
+          </w:tcPr>
+          <w:p>
+            <w:pPr>
+              <w:spacing w:line="269" w:lineRule="auto" w:before="0" w:after="0"/>
+              <w:jc w:val="center"/>
+            </w:pPr>
+            <w:r>
+              <w:rPr>
+                <w:rFonts w:ascii="Times New Roman" w:hAnsi="Times New Roman" w:eastAsia="宋体" w:cs="Times New Roman"/>
+                <w:b w:val="0"/>
+                <w:sz w:val="16"/>
+              </w:rPr>
+              <w:t>0</w:t>
+            </w:r>
+          </w:p>
+        </w:tc>
+        <w:tc>
+          <w:tcPr>
+            <w:tcW w:type="dxa" w:w="834"/>
+            <w:vAlign w:val="center"/>
+            <w:tcMar>
+              <w:top w:w="80" w:type="dxa"/>
+              <w:start w:w="70" w:type="dxa"/>
+              <w:bottom w:w="80" w:type="dxa"/>
+              <w:end w:w="70" w:type="dxa"/>
+            </w:tcMar>
+          </w:tcPr>
+          <w:p>
+            <w:pPr>
+              <w:spacing w:line="269" w:lineRule="auto" w:before="0" w:after="0"/>
+              <w:jc w:val="center"/>
+            </w:pPr>
+            <w:r>
+              <w:rPr>
+                <w:rFonts w:ascii="Times New Roman" w:hAnsi="Times New Roman" w:eastAsia="宋体" w:cs="Times New Roman"/>
+                <w:b w:val="0"/>
+                <w:sz w:val="16"/>
+              </w:rPr>
+              <w:t>4</w:t>
+            </w:r>
+          </w:p>
+        </w:tc>
+        <w:tc>
+          <w:tcPr>
+            <w:tcW w:type="dxa" w:w="1072"/>
+            <w:vAlign w:val="center"/>
+            <w:tcMar>
+              <w:top w:w="80" w:type="dxa"/>
+              <w:start w:w="70" w:type="dxa"/>
+              <w:bottom w:w="80" w:type="dxa"/>
+              <w:end w:w="70" w:type="dxa"/>
+            </w:tcMar>
+          </w:tcPr>
+          <w:p>
+            <w:pPr>
+              <w:spacing w:line="269" w:lineRule="auto" w:before="0" w:after="0"/>
+              <w:jc w:val="center"/>
+            </w:pPr>
+            <w:r>
+              <w:rPr>
+                <w:rFonts w:ascii="Times New Roman" w:hAnsi="Times New Roman" w:eastAsia="宋体" w:cs="Times New Roman"/>
+                <w:b w:val="0"/>
+                <w:sz w:val="16"/>
+              </w:rPr>
+              <w:t>15%</w:t>
+            </w:r>
+          </w:p>
+        </w:tc>
+        <w:tc>
+          <w:tcPr>
+            <w:tcW w:type="dxa" w:w="1072"/>
+            <w:vAlign w:val="center"/>
+            <w:tcMar>
+              <w:top w:w="80" w:type="dxa"/>
+              <w:start w:w="70" w:type="dxa"/>
+              <w:bottom w:w="80" w:type="dxa"/>
+              <w:end w:w="70" w:type="dxa"/>
+            </w:tcMar>
+          </w:tcPr>
+          <w:p>
+            <w:pPr>
+              <w:spacing w:line="269" w:lineRule="auto" w:before="0" w:after="0"/>
+              <w:jc w:val="center"/>
+            </w:pPr>
+            <w:r>
+              <w:rPr>
+                <w:rFonts w:ascii="Times New Roman" w:hAnsi="Times New Roman" w:eastAsia="宋体" w:cs="Times New Roman"/>
+                <w:b w:val="0"/>
+                <w:sz w:val="16"/>
+              </w:rPr>
+              <w:t>15%</w:t>
+            </w:r>
+          </w:p>
+        </w:tc>
+        <w:tc>
+          <w:tcPr>
+            <w:tcW w:type="dxa" w:w="1072"/>
+            <w:vAlign w:val="center"/>
+            <w:tcMar>
+              <w:top w:w="80" w:type="dxa"/>
+              <w:start w:w="70" w:type="dxa"/>
+              <w:bottom w:w="80" w:type="dxa"/>
+              <w:end w:w="70" w:type="dxa"/>
+            </w:tcMar>
+          </w:tcPr>
+          <w:p>
+            <w:pPr>
+              <w:spacing w:line="269" w:lineRule="auto" w:before="0" w:after="0"/>
+              <w:jc w:val="center"/>
+            </w:pPr>
+            <w:r>
+              <w:rPr>
+                <w:rFonts w:ascii="Times New Roman" w:hAnsi="Times New Roman" w:eastAsia="宋体" w:cs="Times New Roman"/>
+                <w:b w:val="0"/>
+                <w:sz w:val="16"/>
+              </w:rPr>
+              <w:t>15%</w:t>
+            </w:r>
+          </w:p>
+        </w:tc>
+        <w:tc>
+          <w:tcPr>
+            <w:tcW w:type="dxa" w:w="1609"/>
+            <w:vAlign w:val="center"/>
+            <w:tcMar>
+              <w:top w:w="80" w:type="dxa"/>
+              <w:start w:w="70" w:type="dxa"/>
+              <w:bottom w:w="80" w:type="dxa"/>
+              <w:end w:w="70" w:type="dxa"/>
+            </w:tcMar>
+          </w:tcPr>
+          <w:p>
+            <w:pPr>
+              <w:spacing w:line="269" w:lineRule="auto" w:before="0" w:after="0"/>
+              <w:jc w:val="center"/>
+            </w:pPr>
+            <w:r>
+              <w:rPr>
+                <w:rFonts w:ascii="Times New Roman" w:hAnsi="Times New Roman" w:eastAsia="宋体" w:cs="Times New Roman"/>
+                <w:b w:val="0"/>
+                <w:sz w:val="16"/>
+              </w:rPr>
+              <w:t>目标 1.3，2.2，2.4，3.1，3.5</w:t>
+            </w:r>
+          </w:p>
+        </w:tc>
+      </w:tr>
+      <w:tr>
+        <w:tc>
+          <w:tcPr>
+            <w:tcW w:type="dxa" w:w="1727"/>
             <w:vAlign w:val="center"/>
             <w:tcMar>
               <w:top w:w="80" w:type="dxa"/>
@@ -5722,20 +6154,203 @@
               <w:spacing w:line="269" w:lineRule="auto" w:before="0" w:after="0"/>
               <w:jc w:val="left"/>
             </w:pPr>
-            <w:r/>
             <w:r>
               <w:rPr>
                 <w:rFonts w:ascii="Times New Roman" w:hAnsi="Times New Roman" w:eastAsia="宋体" w:cs="Times New Roman"/>
                 <w:b w:val="0"/>
                 <w:sz w:val="16"/>
               </w:rPr>
-              <w:t>10%</w:t>
+              <w:t>第四单元 电机—负载耦合</w:t>
             </w:r>
           </w:p>
         </w:tc>
         <w:tc>
           <w:tcPr>
-            <w:tcW w:type="dxa" w:w="959"/>
+            <w:tcW w:type="dxa" w:w="834"/>
+            <w:vAlign w:val="center"/>
+            <w:tcMar>
+              <w:top w:w="80" w:type="dxa"/>
+              <w:start w:w="70" w:type="dxa"/>
+              <w:bottom w:w="80" w:type="dxa"/>
+              <w:end w:w="70" w:type="dxa"/>
+            </w:tcMar>
+          </w:tcPr>
+          <w:p>
+            <w:pPr>
+              <w:spacing w:line="269" w:lineRule="auto" w:before="0" w:after="0"/>
+              <w:jc w:val="center"/>
+            </w:pPr>
+            <w:r>
+              <w:rPr>
+                <w:rFonts w:ascii="Times New Roman" w:hAnsi="Times New Roman" w:eastAsia="宋体" w:cs="Times New Roman"/>
+                <w:b w:val="0"/>
+                <w:sz w:val="16"/>
+              </w:rPr>
+              <w:t>6</w:t>
+            </w:r>
+          </w:p>
+        </w:tc>
+        <w:tc>
+          <w:tcPr>
+            <w:tcW w:type="dxa" w:w="834"/>
+            <w:vAlign w:val="center"/>
+            <w:tcMar>
+              <w:top w:w="80" w:type="dxa"/>
+              <w:start w:w="70" w:type="dxa"/>
+              <w:bottom w:w="80" w:type="dxa"/>
+              <w:end w:w="70" w:type="dxa"/>
+            </w:tcMar>
+          </w:tcPr>
+          <w:p>
+            <w:pPr>
+              <w:spacing w:line="269" w:lineRule="auto" w:before="0" w:after="0"/>
+              <w:jc w:val="center"/>
+            </w:pPr>
+            <w:r>
+              <w:rPr>
+                <w:rFonts w:ascii="Times New Roman" w:hAnsi="Times New Roman" w:eastAsia="宋体" w:cs="Times New Roman"/>
+                <w:b w:val="0"/>
+                <w:sz w:val="16"/>
+              </w:rPr>
+              <w:t>2</w:t>
+            </w:r>
+          </w:p>
+        </w:tc>
+        <w:tc>
+          <w:tcPr>
+            <w:tcW w:type="dxa" w:w="834"/>
+            <w:vAlign w:val="center"/>
+            <w:tcMar>
+              <w:top w:w="80" w:type="dxa"/>
+              <w:start w:w="70" w:type="dxa"/>
+              <w:bottom w:w="80" w:type="dxa"/>
+              <w:end w:w="70" w:type="dxa"/>
+            </w:tcMar>
+          </w:tcPr>
+          <w:p>
+            <w:pPr>
+              <w:spacing w:line="269" w:lineRule="auto" w:before="0" w:after="0"/>
+              <w:jc w:val="center"/>
+            </w:pPr>
+            <w:r>
+              <w:rPr>
+                <w:rFonts w:ascii="Times New Roman" w:hAnsi="Times New Roman" w:eastAsia="宋体" w:cs="Times New Roman"/>
+                <w:b w:val="0"/>
+                <w:sz w:val="16"/>
+              </w:rPr>
+              <w:t>4</w:t>
+            </w:r>
+          </w:p>
+        </w:tc>
+        <w:tc>
+          <w:tcPr>
+            <w:tcW w:type="dxa" w:w="1072"/>
+            <w:vAlign w:val="center"/>
+            <w:tcMar>
+              <w:top w:w="80" w:type="dxa"/>
+              <w:start w:w="70" w:type="dxa"/>
+              <w:bottom w:w="80" w:type="dxa"/>
+              <w:end w:w="70" w:type="dxa"/>
+            </w:tcMar>
+          </w:tcPr>
+          <w:p>
+            <w:pPr>
+              <w:spacing w:line="269" w:lineRule="auto" w:before="0" w:after="0"/>
+              <w:jc w:val="center"/>
+            </w:pPr>
+            <w:r>
+              <w:rPr>
+                <w:rFonts w:ascii="Times New Roman" w:hAnsi="Times New Roman" w:eastAsia="宋体" w:cs="Times New Roman"/>
+                <w:b w:val="0"/>
+                <w:sz w:val="16"/>
+              </w:rPr>
+              <w:t>20%</w:t>
+            </w:r>
+          </w:p>
+        </w:tc>
+        <w:tc>
+          <w:tcPr>
+            <w:tcW w:type="dxa" w:w="1072"/>
+            <w:vAlign w:val="center"/>
+            <w:tcMar>
+              <w:top w:w="80" w:type="dxa"/>
+              <w:start w:w="70" w:type="dxa"/>
+              <w:bottom w:w="80" w:type="dxa"/>
+              <w:end w:w="70" w:type="dxa"/>
+            </w:tcMar>
+          </w:tcPr>
+          <w:p>
+            <w:pPr>
+              <w:spacing w:line="269" w:lineRule="auto" w:before="0" w:after="0"/>
+              <w:jc w:val="center"/>
+            </w:pPr>
+            <w:r>
+              <w:rPr>
+                <w:rFonts w:ascii="Times New Roman" w:hAnsi="Times New Roman" w:eastAsia="宋体" w:cs="Times New Roman"/>
+                <w:b w:val="0"/>
+                <w:sz w:val="16"/>
+              </w:rPr>
+              <w:t>20%</w:t>
+            </w:r>
+          </w:p>
+        </w:tc>
+        <w:tc>
+          <w:tcPr>
+            <w:tcW w:type="dxa" w:w="1072"/>
+            <w:vAlign w:val="center"/>
+            <w:tcMar>
+              <w:top w:w="80" w:type="dxa"/>
+              <w:start w:w="70" w:type="dxa"/>
+              <w:bottom w:w="80" w:type="dxa"/>
+              <w:end w:w="70" w:type="dxa"/>
+            </w:tcMar>
+          </w:tcPr>
+          <w:p>
+            <w:pPr>
+              <w:spacing w:line="269" w:lineRule="auto" w:before="0" w:after="0"/>
+              <w:jc w:val="center"/>
+            </w:pPr>
+            <w:r>
+              <w:rPr>
+                <w:rFonts w:ascii="Times New Roman" w:hAnsi="Times New Roman" w:eastAsia="宋体" w:cs="Times New Roman"/>
+                <w:b w:val="0"/>
+                <w:sz w:val="16"/>
+              </w:rPr>
+              <w:t>20%</w:t>
+            </w:r>
+          </w:p>
+        </w:tc>
+        <w:tc>
+          <w:tcPr>
+            <w:tcW w:type="dxa" w:w="1609"/>
+            <w:vAlign w:val="center"/>
+            <w:tcMar>
+              <w:top w:w="80" w:type="dxa"/>
+              <w:start w:w="70" w:type="dxa"/>
+              <w:bottom w:w="80" w:type="dxa"/>
+              <w:end w:w="70" w:type="dxa"/>
+            </w:tcMar>
+          </w:tcPr>
+          <w:p>
+            <w:pPr>
+              <w:spacing w:line="269" w:lineRule="auto" w:before="0" w:after="0"/>
+              <w:jc w:val="center"/>
+            </w:pPr>
+            <w:r>
+              <w:rPr>
+                <w:rFonts w:ascii="Times New Roman" w:hAnsi="Times New Roman" w:eastAsia="宋体" w:cs="Times New Roman"/>
+                <w:b w:val="0"/>
+                <w:sz w:val="16"/>
+              </w:rPr>
+              <w:t>目标 1.4，2.3，2.4，3.1，3.5</w:t>
+            </w:r>
+          </w:p>
+        </w:tc>
+      </w:tr>
+      <w:tr>
+        <w:tc>
+          <w:tcPr>
+            <w:tcW w:type="dxa" w:w="1727"/>
             <w:vAlign w:val="center"/>
             <w:tcMar>
               <w:top w:w="80" w:type="dxa"/>
@@ -5749,20 +6364,203 @@
               <w:spacing w:line="269" w:lineRule="auto" w:before="0" w:after="0"/>
               <w:jc w:val="left"/>
             </w:pPr>
-            <w:r/>
             <w:r>
               <w:rPr>
                 <w:rFonts w:ascii="Times New Roman" w:hAnsi="Times New Roman" w:eastAsia="宋体" w:cs="Times New Roman"/>
                 <w:b w:val="0"/>
                 <w:sz w:val="16"/>
               </w:rPr>
-              <w:t>10%</w:t>
+              <w:t>第五单元 闭环与非线性</w:t>
             </w:r>
           </w:p>
         </w:tc>
         <w:tc>
           <w:tcPr>
-            <w:tcW w:type="dxa" w:w="1435"/>
+            <w:tcW w:type="dxa" w:w="834"/>
+            <w:vAlign w:val="center"/>
+            <w:tcMar>
+              <w:top w:w="80" w:type="dxa"/>
+              <w:start w:w="70" w:type="dxa"/>
+              <w:bottom w:w="80" w:type="dxa"/>
+              <w:end w:w="70" w:type="dxa"/>
+            </w:tcMar>
+          </w:tcPr>
+          <w:p>
+            <w:pPr>
+              <w:spacing w:line="269" w:lineRule="auto" w:before="0" w:after="0"/>
+              <w:jc w:val="center"/>
+            </w:pPr>
+            <w:r>
+              <w:rPr>
+                <w:rFonts w:ascii="Times New Roman" w:hAnsi="Times New Roman" w:eastAsia="宋体" w:cs="Times New Roman"/>
+                <w:b w:val="0"/>
+                <w:sz w:val="16"/>
+              </w:rPr>
+              <w:t>6</w:t>
+            </w:r>
+          </w:p>
+        </w:tc>
+        <w:tc>
+          <w:tcPr>
+            <w:tcW w:type="dxa" w:w="834"/>
+            <w:vAlign w:val="center"/>
+            <w:tcMar>
+              <w:top w:w="80" w:type="dxa"/>
+              <w:start w:w="70" w:type="dxa"/>
+              <w:bottom w:w="80" w:type="dxa"/>
+              <w:end w:w="70" w:type="dxa"/>
+            </w:tcMar>
+          </w:tcPr>
+          <w:p>
+            <w:pPr>
+              <w:spacing w:line="269" w:lineRule="auto" w:before="0" w:after="0"/>
+              <w:jc w:val="center"/>
+            </w:pPr>
+            <w:r>
+              <w:rPr>
+                <w:rFonts w:ascii="Times New Roman" w:hAnsi="Times New Roman" w:eastAsia="宋体" w:cs="Times New Roman"/>
+                <w:b w:val="0"/>
+                <w:sz w:val="16"/>
+              </w:rPr>
+              <w:t>2</w:t>
+            </w:r>
+          </w:p>
+        </w:tc>
+        <w:tc>
+          <w:tcPr>
+            <w:tcW w:type="dxa" w:w="834"/>
+            <w:vAlign w:val="center"/>
+            <w:tcMar>
+              <w:top w:w="80" w:type="dxa"/>
+              <w:start w:w="70" w:type="dxa"/>
+              <w:bottom w:w="80" w:type="dxa"/>
+              <w:end w:w="70" w:type="dxa"/>
+            </w:tcMar>
+          </w:tcPr>
+          <w:p>
+            <w:pPr>
+              <w:spacing w:line="269" w:lineRule="auto" w:before="0" w:after="0"/>
+              <w:jc w:val="center"/>
+            </w:pPr>
+            <w:r>
+              <w:rPr>
+                <w:rFonts w:ascii="Times New Roman" w:hAnsi="Times New Roman" w:eastAsia="宋体" w:cs="Times New Roman"/>
+                <w:b w:val="0"/>
+                <w:sz w:val="16"/>
+              </w:rPr>
+              <w:t>4</w:t>
+            </w:r>
+          </w:p>
+        </w:tc>
+        <w:tc>
+          <w:tcPr>
+            <w:tcW w:type="dxa" w:w="1072"/>
+            <w:vAlign w:val="center"/>
+            <w:tcMar>
+              <w:top w:w="80" w:type="dxa"/>
+              <w:start w:w="70" w:type="dxa"/>
+              <w:bottom w:w="80" w:type="dxa"/>
+              <w:end w:w="70" w:type="dxa"/>
+            </w:tcMar>
+          </w:tcPr>
+          <w:p>
+            <w:pPr>
+              <w:spacing w:line="269" w:lineRule="auto" w:before="0" w:after="0"/>
+              <w:jc w:val="center"/>
+            </w:pPr>
+            <w:r>
+              <w:rPr>
+                <w:rFonts w:ascii="Times New Roman" w:hAnsi="Times New Roman" w:eastAsia="宋体" w:cs="Times New Roman"/>
+                <w:b w:val="0"/>
+                <w:sz w:val="16"/>
+              </w:rPr>
+              <w:t>20%</w:t>
+            </w:r>
+          </w:p>
+        </w:tc>
+        <w:tc>
+          <w:tcPr>
+            <w:tcW w:type="dxa" w:w="1072"/>
+            <w:vAlign w:val="center"/>
+            <w:tcMar>
+              <w:top w:w="80" w:type="dxa"/>
+              <w:start w:w="70" w:type="dxa"/>
+              <w:bottom w:w="80" w:type="dxa"/>
+              <w:end w:w="70" w:type="dxa"/>
+            </w:tcMar>
+          </w:tcPr>
+          <w:p>
+            <w:pPr>
+              <w:spacing w:line="269" w:lineRule="auto" w:before="0" w:after="0"/>
+              <w:jc w:val="center"/>
+            </w:pPr>
+            <w:r>
+              <w:rPr>
+                <w:rFonts w:ascii="Times New Roman" w:hAnsi="Times New Roman" w:eastAsia="宋体" w:cs="Times New Roman"/>
+                <w:b w:val="0"/>
+                <w:sz w:val="16"/>
+              </w:rPr>
+              <w:t>20%</w:t>
+            </w:r>
+          </w:p>
+        </w:tc>
+        <w:tc>
+          <w:tcPr>
+            <w:tcW w:type="dxa" w:w="1072"/>
+            <w:vAlign w:val="center"/>
+            <w:tcMar>
+              <w:top w:w="80" w:type="dxa"/>
+              <w:start w:w="70" w:type="dxa"/>
+              <w:bottom w:w="80" w:type="dxa"/>
+              <w:end w:w="70" w:type="dxa"/>
+            </w:tcMar>
+          </w:tcPr>
+          <w:p>
+            <w:pPr>
+              <w:spacing w:line="269" w:lineRule="auto" w:before="0" w:after="0"/>
+              <w:jc w:val="center"/>
+            </w:pPr>
+            <w:r>
+              <w:rPr>
+                <w:rFonts w:ascii="Times New Roman" w:hAnsi="Times New Roman" w:eastAsia="宋体" w:cs="Times New Roman"/>
+                <w:b w:val="0"/>
+                <w:sz w:val="16"/>
+              </w:rPr>
+              <w:t>20%</w:t>
+            </w:r>
+          </w:p>
+        </w:tc>
+        <w:tc>
+          <w:tcPr>
+            <w:tcW w:type="dxa" w:w="1609"/>
+            <w:vAlign w:val="center"/>
+            <w:tcMar>
+              <w:top w:w="80" w:type="dxa"/>
+              <w:start w:w="70" w:type="dxa"/>
+              <w:bottom w:w="80" w:type="dxa"/>
+              <w:end w:w="70" w:type="dxa"/>
+            </w:tcMar>
+          </w:tcPr>
+          <w:p>
+            <w:pPr>
+              <w:spacing w:line="269" w:lineRule="auto" w:before="0" w:after="0"/>
+              <w:jc w:val="center"/>
+            </w:pPr>
+            <w:r>
+              <w:rPr>
+                <w:rFonts w:ascii="Times New Roman" w:hAnsi="Times New Roman" w:eastAsia="宋体" w:cs="Times New Roman"/>
+                <w:b w:val="0"/>
+                <w:sz w:val="16"/>
+              </w:rPr>
+              <w:t>目标 1.5，2.4，2.5，3.4，3.5</w:t>
+            </w:r>
+          </w:p>
+        </w:tc>
+      </w:tr>
+      <w:tr>
+        <w:tc>
+          <w:tcPr>
+            <w:tcW w:type="dxa" w:w="1727"/>
             <w:vAlign w:val="center"/>
             <w:tcMar>
               <w:top w:w="80" w:type="dxa"/>
@@ -5776,14 +6574,195 @@
               <w:spacing w:line="269" w:lineRule="auto" w:before="0" w:after="0"/>
               <w:jc w:val="left"/>
             </w:pPr>
-            <w:r/>
             <w:r>
               <w:rPr>
                 <w:rFonts w:ascii="Times New Roman" w:hAnsi="Times New Roman" w:eastAsia="宋体" w:cs="Times New Roman"/>
                 <w:b w:val="0"/>
                 <w:sz w:val="16"/>
               </w:rPr>
-              <w:t>目标 1.1，2.1，3.1，3.2</w:t>
+              <w:t>第六单元 辨识、验证与综合项目</w:t>
+            </w:r>
+          </w:p>
+        </w:tc>
+        <w:tc>
+          <w:tcPr>
+            <w:tcW w:type="dxa" w:w="834"/>
+            <w:vAlign w:val="center"/>
+            <w:tcMar>
+              <w:top w:w="80" w:type="dxa"/>
+              <w:start w:w="70" w:type="dxa"/>
+              <w:bottom w:w="80" w:type="dxa"/>
+              <w:end w:w="70" w:type="dxa"/>
+            </w:tcMar>
+          </w:tcPr>
+          <w:p>
+            <w:pPr>
+              <w:spacing w:line="269" w:lineRule="auto" w:before="0" w:after="0"/>
+              <w:jc w:val="center"/>
+            </w:pPr>
+            <w:r>
+              <w:rPr>
+                <w:rFonts w:ascii="Times New Roman" w:hAnsi="Times New Roman" w:eastAsia="宋体" w:cs="Times New Roman"/>
+                <w:b w:val="0"/>
+                <w:sz w:val="16"/>
+              </w:rPr>
+              <w:t>6</w:t>
+            </w:r>
+          </w:p>
+        </w:tc>
+        <w:tc>
+          <w:tcPr>
+            <w:tcW w:type="dxa" w:w="834"/>
+            <w:vAlign w:val="center"/>
+            <w:tcMar>
+              <w:top w:w="80" w:type="dxa"/>
+              <w:start w:w="70" w:type="dxa"/>
+              <w:bottom w:w="80" w:type="dxa"/>
+              <w:end w:w="70" w:type="dxa"/>
+            </w:tcMar>
+          </w:tcPr>
+          <w:p>
+            <w:pPr>
+              <w:spacing w:line="269" w:lineRule="auto" w:before="0" w:after="0"/>
+              <w:jc w:val="center"/>
+            </w:pPr>
+            <w:r>
+              <w:rPr>
+                <w:rFonts w:ascii="Times New Roman" w:hAnsi="Times New Roman" w:eastAsia="宋体" w:cs="Times New Roman"/>
+                <w:b w:val="0"/>
+                <w:sz w:val="16"/>
+              </w:rPr>
+              <w:t>0</w:t>
+            </w:r>
+          </w:p>
+        </w:tc>
+        <w:tc>
+          <w:tcPr>
+            <w:tcW w:type="dxa" w:w="834"/>
+            <w:vAlign w:val="center"/>
+            <w:tcMar>
+              <w:top w:w="80" w:type="dxa"/>
+              <w:start w:w="70" w:type="dxa"/>
+              <w:bottom w:w="80" w:type="dxa"/>
+              <w:end w:w="70" w:type="dxa"/>
+            </w:tcMar>
+          </w:tcPr>
+          <w:p>
+            <w:pPr>
+              <w:spacing w:line="269" w:lineRule="auto" w:before="0" w:after="0"/>
+              <w:jc w:val="center"/>
+            </w:pPr>
+            <w:r>
+              <w:rPr>
+                <w:rFonts w:ascii="Times New Roman" w:hAnsi="Times New Roman" w:eastAsia="宋体" w:cs="Times New Roman"/>
+                <w:b w:val="0"/>
+                <w:sz w:val="16"/>
+              </w:rPr>
+              <w:t>6</w:t>
+            </w:r>
+          </w:p>
+        </w:tc>
+        <w:tc>
+          <w:tcPr>
+            <w:tcW w:type="dxa" w:w="1072"/>
+            <w:vAlign w:val="center"/>
+            <w:tcMar>
+              <w:top w:w="80" w:type="dxa"/>
+              <w:start w:w="70" w:type="dxa"/>
+              <w:bottom w:w="80" w:type="dxa"/>
+              <w:end w:w="70" w:type="dxa"/>
+            </w:tcMar>
+          </w:tcPr>
+          <w:p>
+            <w:pPr>
+              <w:spacing w:line="269" w:lineRule="auto" w:before="0" w:after="0"/>
+              <w:jc w:val="center"/>
+            </w:pPr>
+            <w:r>
+              <w:rPr>
+                <w:rFonts w:ascii="Times New Roman" w:hAnsi="Times New Roman" w:eastAsia="宋体" w:cs="Times New Roman"/>
+                <w:b w:val="0"/>
+                <w:sz w:val="16"/>
+              </w:rPr>
+              <w:t>20%</w:t>
+            </w:r>
+          </w:p>
+        </w:tc>
+        <w:tc>
+          <w:tcPr>
+            <w:tcW w:type="dxa" w:w="1072"/>
+            <w:vAlign w:val="center"/>
+            <w:tcMar>
+              <w:top w:w="80" w:type="dxa"/>
+              <w:start w:w="70" w:type="dxa"/>
+              <w:bottom w:w="80" w:type="dxa"/>
+              <w:end w:w="70" w:type="dxa"/>
+            </w:tcMar>
+          </w:tcPr>
+          <w:p>
+            <w:pPr>
+              <w:spacing w:line="269" w:lineRule="auto" w:before="0" w:after="0"/>
+              <w:jc w:val="center"/>
+            </w:pPr>
+            <w:r>
+              <w:rPr>
+                <w:rFonts w:ascii="Times New Roman" w:hAnsi="Times New Roman" w:eastAsia="宋体" w:cs="Times New Roman"/>
+                <w:b w:val="0"/>
+                <w:sz w:val="16"/>
+              </w:rPr>
+              <w:t>15%</w:t>
+            </w:r>
+          </w:p>
+        </w:tc>
+        <w:tc>
+          <w:tcPr>
+            <w:tcW w:type="dxa" w:w="1072"/>
+            <w:vAlign w:val="center"/>
+            <w:tcMar>
+              <w:top w:w="80" w:type="dxa"/>
+              <w:start w:w="70" w:type="dxa"/>
+              <w:bottom w:w="80" w:type="dxa"/>
+              <w:end w:w="70" w:type="dxa"/>
+            </w:tcMar>
+          </w:tcPr>
+          <w:p>
+            <w:pPr>
+              <w:spacing w:line="269" w:lineRule="auto" w:before="0" w:after="0"/>
+              <w:jc w:val="center"/>
+            </w:pPr>
+            <w:r>
+              <w:rPr>
+                <w:rFonts w:ascii="Times New Roman" w:hAnsi="Times New Roman" w:eastAsia="宋体" w:cs="Times New Roman"/>
+                <w:b w:val="0"/>
+                <w:sz w:val="16"/>
+              </w:rPr>
+              <w:t>20%</w:t>
+            </w:r>
+          </w:p>
+        </w:tc>
+        <w:tc>
+          <w:tcPr>
+            <w:tcW w:type="dxa" w:w="1609"/>
+            <w:vAlign w:val="center"/>
+            <w:tcMar>
+              <w:top w:w="80" w:type="dxa"/>
+              <w:start w:w="70" w:type="dxa"/>
+              <w:bottom w:w="80" w:type="dxa"/>
+              <w:end w:w="70" w:type="dxa"/>
+            </w:tcMar>
+          </w:tcPr>
+          <w:p>
+            <w:pPr>
+              <w:spacing w:line="269" w:lineRule="auto" w:before="0" w:after="0"/>
+              <w:jc w:val="center"/>
+            </w:pPr>
+            <w:r>
+              <w:rPr>
+                <w:rFonts w:ascii="Times New Roman" w:hAnsi="Times New Roman" w:eastAsia="宋体" w:cs="Times New Roman"/>
+                <w:b w:val="0"/>
+                <w:sz w:val="16"/>
+              </w:rPr>
+              <w:t>目标 1.6，2.6，3.3，3.4，3.6</w:t>
             </w:r>
           </w:p>
         </w:tc>
@@ -5791,7 +6770,7 @@
       <w:tr>
         <w:tc>
           <w:tcPr>
-            <w:tcW w:type="dxa" w:w="1545"/>
+            <w:tcW w:type="dxa" w:w="1727"/>
             <w:vAlign w:val="center"/>
             <w:tcMar>
               <w:top w:w="80" w:type="dxa"/>
@@ -5805,20 +6784,19 @@
               <w:spacing w:line="269" w:lineRule="auto" w:before="0" w:after="0"/>
               <w:jc w:val="left"/>
             </w:pPr>
-            <w:r/>
-            <w:r>
-              <w:rPr>
-                <w:rFonts w:ascii="Times New Roman" w:hAnsi="Times New Roman" w:eastAsia="宋体" w:cs="Times New Roman"/>
-                <w:b w:val="0"/>
+            <w:r>
+              <w:rPr>
+                <w:rFonts w:ascii="Times New Roman" w:hAnsi="Times New Roman" w:eastAsia="宋体" w:cs="Times New Roman"/>
+                <w:b/>
                 <w:sz w:val="16"/>
               </w:rPr>
-              <w:t>第二单元 动态方程与状态空间</w:t>
+              <w:t>合计</w:t>
             </w:r>
           </w:p>
         </w:tc>
         <w:tc>
           <w:tcPr>
-            <w:tcW w:type="dxa" w:w="746"/>
+            <w:tcW w:type="dxa" w:w="834"/>
             <w:vAlign w:val="center"/>
             <w:tcMar>
               <w:top w:w="80" w:type="dxa"/>
@@ -5832,20 +6810,19 @@
               <w:spacing w:line="269" w:lineRule="auto" w:before="0" w:after="0"/>
               <w:jc w:val="center"/>
             </w:pPr>
-            <w:r/>
-            <w:r>
-              <w:rPr>
-                <w:rFonts w:ascii="Times New Roman" w:hAnsi="Times New Roman" w:eastAsia="宋体" w:cs="Times New Roman"/>
-                <w:b w:val="0"/>
+            <w:r>
+              <w:rPr>
+                <w:rFonts w:ascii="Times New Roman" w:hAnsi="Times New Roman" w:eastAsia="宋体" w:cs="Times New Roman"/>
+                <w:b/>
                 <w:sz w:val="16"/>
               </w:rPr>
-              <w:t>6</w:t>
+              <w:t>32</w:t>
             </w:r>
           </w:p>
         </w:tc>
         <w:tc>
           <w:tcPr>
-            <w:tcW w:type="dxa" w:w="746"/>
+            <w:tcW w:type="dxa" w:w="834"/>
             <w:vAlign w:val="center"/>
             <w:tcMar>
               <w:top w:w="80" w:type="dxa"/>
@@ -5859,20 +6836,19 @@
               <w:spacing w:line="269" w:lineRule="auto" w:before="0" w:after="0"/>
               <w:jc w:val="center"/>
             </w:pPr>
-            <w:r/>
-            <w:r>
-              <w:rPr>
-                <w:rFonts w:ascii="Times New Roman" w:hAnsi="Times New Roman" w:eastAsia="宋体" w:cs="Times New Roman"/>
-                <w:b w:val="0"/>
+            <w:r>
+              <w:rPr>
+                <w:rFonts w:ascii="Times New Roman" w:hAnsi="Times New Roman" w:eastAsia="宋体" w:cs="Times New Roman"/>
+                <w:b/>
                 <w:sz w:val="16"/>
               </w:rPr>
-              <w:t>2</w:t>
+              <w:t>8</w:t>
             </w:r>
           </w:p>
         </w:tc>
         <w:tc>
           <w:tcPr>
-            <w:tcW w:type="dxa" w:w="746"/>
+            <w:tcW w:type="dxa" w:w="834"/>
             <w:vAlign w:val="center"/>
             <w:tcMar>
               <w:top w:w="80" w:type="dxa"/>
@@ -5886,184 +6862,19 @@
               <w:spacing w:line="269" w:lineRule="auto" w:before="0" w:after="0"/>
               <w:jc w:val="center"/>
             </w:pPr>
-            <w:r/>
-            <w:r>
-              <w:rPr>
-                <w:rFonts w:ascii="Times New Roman" w:hAnsi="Times New Roman" w:eastAsia="宋体" w:cs="Times New Roman"/>
-                <w:b w:val="0"/>
+            <w:r>
+              <w:rPr>
+                <w:rFonts w:ascii="Times New Roman" w:hAnsi="Times New Roman" w:eastAsia="宋体" w:cs="Times New Roman"/>
+                <w:b/>
                 <w:sz w:val="16"/>
               </w:rPr>
-              <w:t>4</w:t>
+              <w:t>24</w:t>
             </w:r>
           </w:p>
         </w:tc>
         <w:tc>
           <w:tcPr>
-            <w:tcW w:type="dxa" w:w="959"/>
-            <w:vAlign w:val="center"/>
-            <w:tcMar>
-              <w:top w:w="80" w:type="dxa"/>
-              <w:start w:w="70" w:type="dxa"/>
-              <w:bottom w:w="80" w:type="dxa"/>
-              <w:end w:w="70" w:type="dxa"/>
-            </w:tcMar>
-          </w:tcPr>
-          <w:p>
-            <w:pPr>
-              <w:spacing w:line="269" w:lineRule="auto" w:before="0" w:after="0"/>
-              <w:jc w:val="left"/>
-            </w:pPr>
-            <w:r/>
-            <w:r>
-              <w:rPr>
-                <w:rFonts w:ascii="Times New Roman" w:hAnsi="Times New Roman" w:eastAsia="宋体" w:cs="Times New Roman"/>
-                <w:b w:val="0"/>
-                <w:sz w:val="16"/>
-              </w:rPr>
-              <w:t>全过程</w:t>
-            </w:r>
-          </w:p>
-        </w:tc>
-        <w:tc>
-          <w:tcPr>
-            <w:tcW w:type="dxa" w:w="959"/>
-            <w:vAlign w:val="center"/>
-            <w:tcMar>
-              <w:top w:w="80" w:type="dxa"/>
-              <w:start w:w="70" w:type="dxa"/>
-              <w:bottom w:w="80" w:type="dxa"/>
-              <w:end w:w="70" w:type="dxa"/>
-            </w:tcMar>
-          </w:tcPr>
-          <w:p>
-            <w:pPr>
-              <w:spacing w:line="269" w:lineRule="auto" w:before="0" w:after="0"/>
-              <w:jc w:val="left"/>
-            </w:pPr>
-            <w:r/>
-            <w:r>
-              <w:rPr>
-                <w:rFonts w:ascii="Times New Roman" w:hAnsi="Times New Roman" w:eastAsia="宋体" w:cs="Times New Roman"/>
-                <w:b w:val="0"/>
-                <w:sz w:val="16"/>
-              </w:rPr>
-              <w:t>15%</w:t>
-            </w:r>
-          </w:p>
-        </w:tc>
-        <w:tc>
-          <w:tcPr>
-            <w:tcW w:type="dxa" w:w="959"/>
-            <w:vAlign w:val="center"/>
-            <w:tcMar>
-              <w:top w:w="80" w:type="dxa"/>
-              <w:start w:w="70" w:type="dxa"/>
-              <w:bottom w:w="80" w:type="dxa"/>
-              <w:end w:w="70" w:type="dxa"/>
-            </w:tcMar>
-          </w:tcPr>
-          <w:p>
-            <w:pPr>
-              <w:spacing w:line="269" w:lineRule="auto" w:before="0" w:after="0"/>
-              <w:jc w:val="left"/>
-            </w:pPr>
-            <w:r/>
-            <w:r>
-              <w:rPr>
-                <w:rFonts w:ascii="Times New Roman" w:hAnsi="Times New Roman" w:eastAsia="宋体" w:cs="Times New Roman"/>
-                <w:b w:val="0"/>
-                <w:sz w:val="16"/>
-              </w:rPr>
-              <w:t>15%</w:t>
-            </w:r>
-          </w:p>
-        </w:tc>
-        <w:tc>
-          <w:tcPr>
-            <w:tcW w:type="dxa" w:w="959"/>
-            <w:vAlign w:val="center"/>
-            <w:tcMar>
-              <w:top w:w="80" w:type="dxa"/>
-              <w:start w:w="70" w:type="dxa"/>
-              <w:bottom w:w="80" w:type="dxa"/>
-              <w:end w:w="70" w:type="dxa"/>
-            </w:tcMar>
-          </w:tcPr>
-          <w:p>
-            <w:pPr>
-              <w:spacing w:line="269" w:lineRule="auto" w:before="0" w:after="0"/>
-              <w:jc w:val="left"/>
-            </w:pPr>
-            <w:r/>
-            <w:r>
-              <w:rPr>
-                <w:rFonts w:ascii="Times New Roman" w:hAnsi="Times New Roman" w:eastAsia="宋体" w:cs="Times New Roman"/>
-                <w:b w:val="0"/>
-                <w:sz w:val="16"/>
-              </w:rPr>
-              <w:t>10%</w:t>
-            </w:r>
-          </w:p>
-        </w:tc>
-        <w:tc>
-          <w:tcPr>
-            <w:tcW w:type="dxa" w:w="1435"/>
-            <w:vAlign w:val="center"/>
-            <w:tcMar>
-              <w:top w:w="80" w:type="dxa"/>
-              <w:start w:w="70" w:type="dxa"/>
-              <w:bottom w:w="80" w:type="dxa"/>
-              <w:end w:w="70" w:type="dxa"/>
-            </w:tcMar>
-          </w:tcPr>
-          <w:p>
-            <w:pPr>
-              <w:spacing w:line="269" w:lineRule="auto" w:before="0" w:after="0"/>
-              <w:jc w:val="left"/>
-            </w:pPr>
-            <w:r/>
-            <w:r>
-              <w:rPr>
-                <w:rFonts w:ascii="Times New Roman" w:hAnsi="Times New Roman" w:eastAsia="宋体" w:cs="Times New Roman"/>
-                <w:b w:val="0"/>
-                <w:sz w:val="16"/>
-              </w:rPr>
-              <w:t>目标 1.2，2.2，2.3，3.3</w:t>
-            </w:r>
-          </w:p>
-        </w:tc>
-      </w:tr>
-      <w:tr>
-        <w:tc>
-          <w:tcPr>
-            <w:tcW w:type="dxa" w:w="1545"/>
-            <w:vAlign w:val="center"/>
-            <w:tcMar>
-              <w:top w:w="80" w:type="dxa"/>
-              <w:start w:w="70" w:type="dxa"/>
-              <w:bottom w:w="80" w:type="dxa"/>
-              <w:end w:w="70" w:type="dxa"/>
-            </w:tcMar>
-          </w:tcPr>
-          <w:p>
-            <w:pPr>
-              <w:spacing w:line="269" w:lineRule="auto" w:before="0" w:after="0"/>
-              <w:jc w:val="left"/>
-            </w:pPr>
-            <w:r/>
-            <w:r>
-              <w:rPr>
-                <w:rFonts w:ascii="Times New Roman" w:hAnsi="Times New Roman" w:eastAsia="宋体" w:cs="Times New Roman"/>
-                <w:b w:val="0"/>
-                <w:sz w:val="16"/>
-              </w:rPr>
-              <w:t>第三单元 机械传动建模</w:t>
-            </w:r>
-          </w:p>
-        </w:tc>
-        <w:tc>
-          <w:tcPr>
-            <w:tcW w:type="dxa" w:w="746"/>
+            <w:tcW w:type="dxa" w:w="1072"/>
             <w:vAlign w:val="center"/>
             <w:tcMar>
               <w:top w:w="80" w:type="dxa"/>
@@ -6077,20 +6888,19 @@
               <w:spacing w:line="269" w:lineRule="auto" w:before="0" w:after="0"/>
               <w:jc w:val="center"/>
             </w:pPr>
-            <w:r/>
-            <w:r>
-              <w:rPr>
-                <w:rFonts w:ascii="Times New Roman" w:hAnsi="Times New Roman" w:eastAsia="宋体" w:cs="Times New Roman"/>
-                <w:b w:val="0"/>
+            <w:r>
+              <w:rPr>
+                <w:rFonts w:ascii="Times New Roman" w:hAnsi="Times New Roman" w:eastAsia="宋体" w:cs="Times New Roman"/>
+                <w:b/>
                 <w:sz w:val="16"/>
               </w:rPr>
-              <w:t>4</w:t>
+              <w:t>100%</w:t>
             </w:r>
           </w:p>
         </w:tc>
         <w:tc>
           <w:tcPr>
-            <w:tcW w:type="dxa" w:w="746"/>
+            <w:tcW w:type="dxa" w:w="1072"/>
             <w:vAlign w:val="center"/>
             <w:tcMar>
               <w:top w:w="80" w:type="dxa"/>
@@ -6104,20 +6914,19 @@
               <w:spacing w:line="269" w:lineRule="auto" w:before="0" w:after="0"/>
               <w:jc w:val="center"/>
             </w:pPr>
-            <w:r/>
-            <w:r>
-              <w:rPr>
-                <w:rFonts w:ascii="Times New Roman" w:hAnsi="Times New Roman" w:eastAsia="宋体" w:cs="Times New Roman"/>
-                <w:b w:val="0"/>
+            <w:r>
+              <w:rPr>
+                <w:rFonts w:ascii="Times New Roman" w:hAnsi="Times New Roman" w:eastAsia="宋体" w:cs="Times New Roman"/>
+                <w:b/>
                 <w:sz w:val="16"/>
               </w:rPr>
-              <w:t>0</w:t>
+              <w:t>100%</w:t>
             </w:r>
           </w:p>
         </w:tc>
         <w:tc>
           <w:tcPr>
-            <w:tcW w:type="dxa" w:w="746"/>
+            <w:tcW w:type="dxa" w:w="1072"/>
             <w:vAlign w:val="center"/>
             <w:tcMar>
               <w:top w:w="80" w:type="dxa"/>
@@ -6131,184 +6940,19 @@
               <w:spacing w:line="269" w:lineRule="auto" w:before="0" w:after="0"/>
               <w:jc w:val="center"/>
             </w:pPr>
-            <w:r/>
-            <w:r>
-              <w:rPr>
-                <w:rFonts w:ascii="Times New Roman" w:hAnsi="Times New Roman" w:eastAsia="宋体" w:cs="Times New Roman"/>
-                <w:b w:val="0"/>
+            <w:r>
+              <w:rPr>
+                <w:rFonts w:ascii="Times New Roman" w:hAnsi="Times New Roman" w:eastAsia="宋体" w:cs="Times New Roman"/>
+                <w:b/>
                 <w:sz w:val="16"/>
               </w:rPr>
-              <w:t>4</w:t>
+              <w:t>100%</w:t>
             </w:r>
           </w:p>
         </w:tc>
         <w:tc>
           <w:tcPr>
-            <w:tcW w:type="dxa" w:w="959"/>
-            <w:vAlign w:val="center"/>
-            <w:tcMar>
-              <w:top w:w="80" w:type="dxa"/>
-              <w:start w:w="70" w:type="dxa"/>
-              <w:bottom w:w="80" w:type="dxa"/>
-              <w:end w:w="70" w:type="dxa"/>
-            </w:tcMar>
-          </w:tcPr>
-          <w:p>
-            <w:pPr>
-              <w:spacing w:line="269" w:lineRule="auto" w:before="0" w:after="0"/>
-              <w:jc w:val="left"/>
-            </w:pPr>
-            <w:r/>
-            <w:r>
-              <w:rPr>
-                <w:rFonts w:ascii="Times New Roman" w:hAnsi="Times New Roman" w:eastAsia="宋体" w:cs="Times New Roman"/>
-                <w:b w:val="0"/>
-                <w:sz w:val="16"/>
-              </w:rPr>
-              <w:t>全过程</w:t>
-            </w:r>
-          </w:p>
-        </w:tc>
-        <w:tc>
-          <w:tcPr>
-            <w:tcW w:type="dxa" w:w="959"/>
-            <w:vAlign w:val="center"/>
-            <w:tcMar>
-              <w:top w:w="80" w:type="dxa"/>
-              <w:start w:w="70" w:type="dxa"/>
-              <w:bottom w:w="80" w:type="dxa"/>
-              <w:end w:w="70" w:type="dxa"/>
-            </w:tcMar>
-          </w:tcPr>
-          <w:p>
-            <w:pPr>
-              <w:spacing w:line="269" w:lineRule="auto" w:before="0" w:after="0"/>
-              <w:jc w:val="left"/>
-            </w:pPr>
-            <w:r/>
-            <w:r>
-              <w:rPr>
-                <w:rFonts w:ascii="Times New Roman" w:hAnsi="Times New Roman" w:eastAsia="宋体" w:cs="Times New Roman"/>
-                <w:b w:val="0"/>
-                <w:sz w:val="16"/>
-              </w:rPr>
-              <w:t>20%</w:t>
-            </w:r>
-          </w:p>
-        </w:tc>
-        <w:tc>
-          <w:tcPr>
-            <w:tcW w:type="dxa" w:w="959"/>
-            <w:vAlign w:val="center"/>
-            <w:tcMar>
-              <w:top w:w="80" w:type="dxa"/>
-              <w:start w:w="70" w:type="dxa"/>
-              <w:bottom w:w="80" w:type="dxa"/>
-              <w:end w:w="70" w:type="dxa"/>
-            </w:tcMar>
-          </w:tcPr>
-          <w:p>
-            <w:pPr>
-              <w:spacing w:line="269" w:lineRule="auto" w:before="0" w:after="0"/>
-              <w:jc w:val="left"/>
-            </w:pPr>
-            <w:r/>
-            <w:r>
-              <w:rPr>
-                <w:rFonts w:ascii="Times New Roman" w:hAnsi="Times New Roman" w:eastAsia="宋体" w:cs="Times New Roman"/>
-                <w:b w:val="0"/>
-                <w:sz w:val="16"/>
-              </w:rPr>
-              <w:t>15%</w:t>
-            </w:r>
-          </w:p>
-        </w:tc>
-        <w:tc>
-          <w:tcPr>
-            <w:tcW w:type="dxa" w:w="959"/>
-            <w:vAlign w:val="center"/>
-            <w:tcMar>
-              <w:top w:w="80" w:type="dxa"/>
-              <w:start w:w="70" w:type="dxa"/>
-              <w:bottom w:w="80" w:type="dxa"/>
-              <w:end w:w="70" w:type="dxa"/>
-            </w:tcMar>
-          </w:tcPr>
-          <w:p>
-            <w:pPr>
-              <w:spacing w:line="269" w:lineRule="auto" w:before="0" w:after="0"/>
-              <w:jc w:val="left"/>
-            </w:pPr>
-            <w:r/>
-            <w:r>
-              <w:rPr>
-                <w:rFonts w:ascii="Times New Roman" w:hAnsi="Times New Roman" w:eastAsia="宋体" w:cs="Times New Roman"/>
-                <w:b w:val="0"/>
-                <w:sz w:val="16"/>
-              </w:rPr>
-              <w:t>15%</w:t>
-            </w:r>
-          </w:p>
-        </w:tc>
-        <w:tc>
-          <w:tcPr>
-            <w:tcW w:type="dxa" w:w="1435"/>
-            <w:vAlign w:val="center"/>
-            <w:tcMar>
-              <w:top w:w="80" w:type="dxa"/>
-              <w:start w:w="70" w:type="dxa"/>
-              <w:bottom w:w="80" w:type="dxa"/>
-              <w:end w:w="70" w:type="dxa"/>
-            </w:tcMar>
-          </w:tcPr>
-          <w:p>
-            <w:pPr>
-              <w:spacing w:line="269" w:lineRule="auto" w:before="0" w:after="0"/>
-              <w:jc w:val="left"/>
-            </w:pPr>
-            <w:r/>
-            <w:r>
-              <w:rPr>
-                <w:rFonts w:ascii="Times New Roman" w:hAnsi="Times New Roman" w:eastAsia="宋体" w:cs="Times New Roman"/>
-                <w:b w:val="0"/>
-                <w:sz w:val="16"/>
-              </w:rPr>
-              <w:t>目标 1.3，2.2，2.4，3.1，3.5</w:t>
-            </w:r>
-          </w:p>
-        </w:tc>
-      </w:tr>
-      <w:tr>
-        <w:tc>
-          <w:tcPr>
-            <w:tcW w:type="dxa" w:w="1545"/>
-            <w:vAlign w:val="center"/>
-            <w:tcMar>
-              <w:top w:w="80" w:type="dxa"/>
-              <w:start w:w="70" w:type="dxa"/>
-              <w:bottom w:w="80" w:type="dxa"/>
-              <w:end w:w="70" w:type="dxa"/>
-            </w:tcMar>
-          </w:tcPr>
-          <w:p>
-            <w:pPr>
-              <w:spacing w:line="269" w:lineRule="auto" w:before="0" w:after="0"/>
-              <w:jc w:val="left"/>
-            </w:pPr>
-            <w:r/>
-            <w:r>
-              <w:rPr>
-                <w:rFonts w:ascii="Times New Roman" w:hAnsi="Times New Roman" w:eastAsia="宋体" w:cs="Times New Roman"/>
-                <w:b w:val="0"/>
-                <w:sz w:val="16"/>
-              </w:rPr>
-              <w:t>第四单元 电机—负载耦合</w:t>
-            </w:r>
-          </w:p>
-        </w:tc>
-        <w:tc>
-          <w:tcPr>
-            <w:tcW w:type="dxa" w:w="746"/>
+            <w:tcW w:type="dxa" w:w="1609"/>
             <w:vAlign w:val="center"/>
             <w:tcMar>
               <w:top w:w="80" w:type="dxa"/>
@@ -6322,935 +6966,10 @@
               <w:spacing w:line="269" w:lineRule="auto" w:before="0" w:after="0"/>
               <w:jc w:val="center"/>
             </w:pPr>
-            <w:r/>
-            <w:r>
-              <w:rPr>
-                <w:rFonts w:ascii="Times New Roman" w:hAnsi="Times New Roman" w:eastAsia="宋体" w:cs="Times New Roman"/>
-                <w:b w:val="0"/>
-                <w:sz w:val="16"/>
-              </w:rPr>
-              <w:t>6</w:t>
-            </w:r>
-          </w:p>
-        </w:tc>
-        <w:tc>
-          <w:tcPr>
-            <w:tcW w:type="dxa" w:w="746"/>
-            <w:vAlign w:val="center"/>
-            <w:tcMar>
-              <w:top w:w="80" w:type="dxa"/>
-              <w:start w:w="70" w:type="dxa"/>
-              <w:bottom w:w="80" w:type="dxa"/>
-              <w:end w:w="70" w:type="dxa"/>
-            </w:tcMar>
-          </w:tcPr>
-          <w:p>
-            <w:pPr>
-              <w:spacing w:line="269" w:lineRule="auto" w:before="0" w:after="0"/>
-              <w:jc w:val="center"/>
-            </w:pPr>
-            <w:r/>
-            <w:r>
-              <w:rPr>
-                <w:rFonts w:ascii="Times New Roman" w:hAnsi="Times New Roman" w:eastAsia="宋体" w:cs="Times New Roman"/>
-                <w:b w:val="0"/>
-                <w:sz w:val="16"/>
-              </w:rPr>
-              <w:t>2</w:t>
-            </w:r>
-          </w:p>
-        </w:tc>
-        <w:tc>
-          <w:tcPr>
-            <w:tcW w:type="dxa" w:w="746"/>
-            <w:vAlign w:val="center"/>
-            <w:tcMar>
-              <w:top w:w="80" w:type="dxa"/>
-              <w:start w:w="70" w:type="dxa"/>
-              <w:bottom w:w="80" w:type="dxa"/>
-              <w:end w:w="70" w:type="dxa"/>
-            </w:tcMar>
-          </w:tcPr>
-          <w:p>
-            <w:pPr>
-              <w:spacing w:line="269" w:lineRule="auto" w:before="0" w:after="0"/>
-              <w:jc w:val="center"/>
-            </w:pPr>
-            <w:r/>
-            <w:r>
-              <w:rPr>
-                <w:rFonts w:ascii="Times New Roman" w:hAnsi="Times New Roman" w:eastAsia="宋体" w:cs="Times New Roman"/>
-                <w:b w:val="0"/>
-                <w:sz w:val="16"/>
-              </w:rPr>
-              <w:t>4</w:t>
-            </w:r>
-          </w:p>
-        </w:tc>
-        <w:tc>
-          <w:tcPr>
-            <w:tcW w:type="dxa" w:w="959"/>
-            <w:vAlign w:val="center"/>
-            <w:tcMar>
-              <w:top w:w="80" w:type="dxa"/>
-              <w:start w:w="70" w:type="dxa"/>
-              <w:bottom w:w="80" w:type="dxa"/>
-              <w:end w:w="70" w:type="dxa"/>
-            </w:tcMar>
-          </w:tcPr>
-          <w:p>
-            <w:pPr>
-              <w:spacing w:line="269" w:lineRule="auto" w:before="0" w:after="0"/>
-              <w:jc w:val="left"/>
-            </w:pPr>
-            <w:r/>
-            <w:r>
-              <w:rPr>
-                <w:rFonts w:ascii="Times New Roman" w:hAnsi="Times New Roman" w:eastAsia="宋体" w:cs="Times New Roman"/>
-                <w:b w:val="0"/>
-                <w:sz w:val="16"/>
-              </w:rPr>
-              <w:t>全过程</w:t>
-            </w:r>
-          </w:p>
-        </w:tc>
-        <w:tc>
-          <w:tcPr>
-            <w:tcW w:type="dxa" w:w="959"/>
-            <w:vAlign w:val="center"/>
-            <w:tcMar>
-              <w:top w:w="80" w:type="dxa"/>
-              <w:start w:w="70" w:type="dxa"/>
-              <w:bottom w:w="80" w:type="dxa"/>
-              <w:end w:w="70" w:type="dxa"/>
-            </w:tcMar>
-          </w:tcPr>
-          <w:p>
-            <w:pPr>
-              <w:spacing w:line="269" w:lineRule="auto" w:before="0" w:after="0"/>
-              <w:jc w:val="left"/>
-            </w:pPr>
-            <w:r/>
-            <w:r>
-              <w:rPr>
-                <w:rFonts w:ascii="Times New Roman" w:hAnsi="Times New Roman" w:eastAsia="宋体" w:cs="Times New Roman"/>
-                <w:b w:val="0"/>
-                <w:sz w:val="16"/>
-              </w:rPr>
-              <w:t>20%</w:t>
-            </w:r>
-          </w:p>
-        </w:tc>
-        <w:tc>
-          <w:tcPr>
-            <w:tcW w:type="dxa" w:w="959"/>
-            <w:vAlign w:val="center"/>
-            <w:tcMar>
-              <w:top w:w="80" w:type="dxa"/>
-              <w:start w:w="70" w:type="dxa"/>
-              <w:bottom w:w="80" w:type="dxa"/>
-              <w:end w:w="70" w:type="dxa"/>
-            </w:tcMar>
-          </w:tcPr>
-          <w:p>
-            <w:pPr>
-              <w:spacing w:line="269" w:lineRule="auto" w:before="0" w:after="0"/>
-              <w:jc w:val="left"/>
-            </w:pPr>
-            <w:r/>
-            <w:r>
-              <w:rPr>
-                <w:rFonts w:ascii="Times New Roman" w:hAnsi="Times New Roman" w:eastAsia="宋体" w:cs="Times New Roman"/>
-                <w:b w:val="0"/>
-                <w:sz w:val="16"/>
-              </w:rPr>
-              <w:t>20%</w:t>
-            </w:r>
-          </w:p>
-        </w:tc>
-        <w:tc>
-          <w:tcPr>
-            <w:tcW w:type="dxa" w:w="959"/>
-            <w:vAlign w:val="center"/>
-            <w:tcMar>
-              <w:top w:w="80" w:type="dxa"/>
-              <w:start w:w="70" w:type="dxa"/>
-              <w:bottom w:w="80" w:type="dxa"/>
-              <w:end w:w="70" w:type="dxa"/>
-            </w:tcMar>
-          </w:tcPr>
-          <w:p>
-            <w:pPr>
-              <w:spacing w:line="269" w:lineRule="auto" w:before="0" w:after="0"/>
-              <w:jc w:val="left"/>
-            </w:pPr>
-            <w:r/>
-            <w:r>
-              <w:rPr>
-                <w:rFonts w:ascii="Times New Roman" w:hAnsi="Times New Roman" w:eastAsia="宋体" w:cs="Times New Roman"/>
-                <w:b w:val="0"/>
-                <w:sz w:val="16"/>
-              </w:rPr>
-              <w:t>20%</w:t>
-            </w:r>
-          </w:p>
-        </w:tc>
-        <w:tc>
-          <w:tcPr>
-            <w:tcW w:type="dxa" w:w="1435"/>
-            <w:vAlign w:val="center"/>
-            <w:tcMar>
-              <w:top w:w="80" w:type="dxa"/>
-              <w:start w:w="70" w:type="dxa"/>
-              <w:bottom w:w="80" w:type="dxa"/>
-              <w:end w:w="70" w:type="dxa"/>
-            </w:tcMar>
-          </w:tcPr>
-          <w:p>
-            <w:pPr>
-              <w:spacing w:line="269" w:lineRule="auto" w:before="0" w:after="0"/>
-              <w:jc w:val="left"/>
-            </w:pPr>
-            <w:r/>
-            <w:r>
-              <w:rPr>
-                <w:rFonts w:ascii="Times New Roman" w:hAnsi="Times New Roman" w:eastAsia="宋体" w:cs="Times New Roman"/>
-                <w:b w:val="0"/>
-                <w:sz w:val="16"/>
-              </w:rPr>
-              <w:t>目标 1.4，2.3，2.4，3.1，3.5</w:t>
-            </w:r>
-          </w:p>
-        </w:tc>
-      </w:tr>
-      <w:tr>
-        <w:tc>
-          <w:tcPr>
-            <w:tcW w:type="dxa" w:w="1545"/>
-            <w:vAlign w:val="center"/>
-            <w:tcMar>
-              <w:top w:w="80" w:type="dxa"/>
-              <w:start w:w="70" w:type="dxa"/>
-              <w:bottom w:w="80" w:type="dxa"/>
-              <w:end w:w="70" w:type="dxa"/>
-            </w:tcMar>
-          </w:tcPr>
-          <w:p>
-            <w:pPr>
-              <w:spacing w:line="269" w:lineRule="auto" w:before="0" w:after="0"/>
-              <w:jc w:val="left"/>
-            </w:pPr>
-            <w:r/>
-            <w:r>
-              <w:rPr>
-                <w:rFonts w:ascii="Times New Roman" w:hAnsi="Times New Roman" w:eastAsia="宋体" w:cs="Times New Roman"/>
-                <w:b w:val="0"/>
-                <w:sz w:val="16"/>
-              </w:rPr>
-              <w:t>第五单元 闭环与非线性</w:t>
-            </w:r>
-          </w:p>
-        </w:tc>
-        <w:tc>
-          <w:tcPr>
-            <w:tcW w:type="dxa" w:w="746"/>
-            <w:vAlign w:val="center"/>
-            <w:tcMar>
-              <w:top w:w="80" w:type="dxa"/>
-              <w:start w:w="70" w:type="dxa"/>
-              <w:bottom w:w="80" w:type="dxa"/>
-              <w:end w:w="70" w:type="dxa"/>
-            </w:tcMar>
-          </w:tcPr>
-          <w:p>
-            <w:pPr>
-              <w:spacing w:line="269" w:lineRule="auto" w:before="0" w:after="0"/>
-              <w:jc w:val="center"/>
-            </w:pPr>
-            <w:r/>
-            <w:r>
-              <w:rPr>
-                <w:rFonts w:ascii="Times New Roman" w:hAnsi="Times New Roman" w:eastAsia="宋体" w:cs="Times New Roman"/>
-                <w:b w:val="0"/>
-                <w:sz w:val="16"/>
-              </w:rPr>
-              <w:t>6</w:t>
-            </w:r>
-          </w:p>
-        </w:tc>
-        <w:tc>
-          <w:tcPr>
-            <w:tcW w:type="dxa" w:w="746"/>
-            <w:vAlign w:val="center"/>
-            <w:tcMar>
-              <w:top w:w="80" w:type="dxa"/>
-              <w:start w:w="70" w:type="dxa"/>
-              <w:bottom w:w="80" w:type="dxa"/>
-              <w:end w:w="70" w:type="dxa"/>
-            </w:tcMar>
-          </w:tcPr>
-          <w:p>
-            <w:pPr>
-              <w:spacing w:line="269" w:lineRule="auto" w:before="0" w:after="0"/>
-              <w:jc w:val="center"/>
-            </w:pPr>
-            <w:r/>
-            <w:r>
-              <w:rPr>
-                <w:rFonts w:ascii="Times New Roman" w:hAnsi="Times New Roman" w:eastAsia="宋体" w:cs="Times New Roman"/>
-                <w:b w:val="0"/>
-                <w:sz w:val="16"/>
-              </w:rPr>
-              <w:t>2</w:t>
-            </w:r>
-          </w:p>
-        </w:tc>
-        <w:tc>
-          <w:tcPr>
-            <w:tcW w:type="dxa" w:w="746"/>
-            <w:vAlign w:val="center"/>
-            <w:tcMar>
-              <w:top w:w="80" w:type="dxa"/>
-              <w:start w:w="70" w:type="dxa"/>
-              <w:bottom w:w="80" w:type="dxa"/>
-              <w:end w:w="70" w:type="dxa"/>
-            </w:tcMar>
-          </w:tcPr>
-          <w:p>
-            <w:pPr>
-              <w:spacing w:line="269" w:lineRule="auto" w:before="0" w:after="0"/>
-              <w:jc w:val="center"/>
-            </w:pPr>
-            <w:r/>
-            <w:r>
-              <w:rPr>
-                <w:rFonts w:ascii="Times New Roman" w:hAnsi="Times New Roman" w:eastAsia="宋体" w:cs="Times New Roman"/>
-                <w:b w:val="0"/>
-                <w:sz w:val="16"/>
-              </w:rPr>
-              <w:t>4</w:t>
-            </w:r>
-          </w:p>
-        </w:tc>
-        <w:tc>
-          <w:tcPr>
-            <w:tcW w:type="dxa" w:w="959"/>
-            <w:vAlign w:val="center"/>
-            <w:tcMar>
-              <w:top w:w="80" w:type="dxa"/>
-              <w:start w:w="70" w:type="dxa"/>
-              <w:bottom w:w="80" w:type="dxa"/>
-              <w:end w:w="70" w:type="dxa"/>
-            </w:tcMar>
-          </w:tcPr>
-          <w:p>
-            <w:pPr>
-              <w:spacing w:line="269" w:lineRule="auto" w:before="0" w:after="0"/>
-              <w:jc w:val="left"/>
-            </w:pPr>
-            <w:r/>
-            <w:r>
-              <w:rPr>
-                <w:rFonts w:ascii="Times New Roman" w:hAnsi="Times New Roman" w:eastAsia="宋体" w:cs="Times New Roman"/>
-                <w:b w:val="0"/>
-                <w:sz w:val="16"/>
-              </w:rPr>
-              <w:t>全过程</w:t>
-            </w:r>
-          </w:p>
-        </w:tc>
-        <w:tc>
-          <w:tcPr>
-            <w:tcW w:type="dxa" w:w="959"/>
-            <w:vAlign w:val="center"/>
-            <w:tcMar>
-              <w:top w:w="80" w:type="dxa"/>
-              <w:start w:w="70" w:type="dxa"/>
-              <w:bottom w:w="80" w:type="dxa"/>
-              <w:end w:w="70" w:type="dxa"/>
-            </w:tcMar>
-          </w:tcPr>
-          <w:p>
-            <w:pPr>
-              <w:spacing w:line="269" w:lineRule="auto" w:before="0" w:after="0"/>
-              <w:jc w:val="left"/>
-            </w:pPr>
-            <w:r/>
-            <w:r>
-              <w:rPr>
-                <w:rFonts w:ascii="Times New Roman" w:hAnsi="Times New Roman" w:eastAsia="宋体" w:cs="Times New Roman"/>
-                <w:b w:val="0"/>
-                <w:sz w:val="16"/>
-              </w:rPr>
-              <w:t>15%</w:t>
-            </w:r>
-          </w:p>
-        </w:tc>
-        <w:tc>
-          <w:tcPr>
-            <w:tcW w:type="dxa" w:w="959"/>
-            <w:vAlign w:val="center"/>
-            <w:tcMar>
-              <w:top w:w="80" w:type="dxa"/>
-              <w:start w:w="70" w:type="dxa"/>
-              <w:bottom w:w="80" w:type="dxa"/>
-              <w:end w:w="70" w:type="dxa"/>
-            </w:tcMar>
-          </w:tcPr>
-          <w:p>
-            <w:pPr>
-              <w:spacing w:line="269" w:lineRule="auto" w:before="0" w:after="0"/>
-              <w:jc w:val="left"/>
-            </w:pPr>
-            <w:r/>
-            <w:r>
-              <w:rPr>
-                <w:rFonts w:ascii="Times New Roman" w:hAnsi="Times New Roman" w:eastAsia="宋体" w:cs="Times New Roman"/>
-                <w:b w:val="0"/>
-                <w:sz w:val="16"/>
-              </w:rPr>
-              <w:t>20%</w:t>
-            </w:r>
-          </w:p>
-        </w:tc>
-        <w:tc>
-          <w:tcPr>
-            <w:tcW w:type="dxa" w:w="959"/>
-            <w:vAlign w:val="center"/>
-            <w:tcMar>
-              <w:top w:w="80" w:type="dxa"/>
-              <w:start w:w="70" w:type="dxa"/>
-              <w:bottom w:w="80" w:type="dxa"/>
-              <w:end w:w="70" w:type="dxa"/>
-            </w:tcMar>
-          </w:tcPr>
-          <w:p>
-            <w:pPr>
-              <w:spacing w:line="269" w:lineRule="auto" w:before="0" w:after="0"/>
-              <w:jc w:val="left"/>
-            </w:pPr>
-            <w:r/>
-            <w:r>
-              <w:rPr>
-                <w:rFonts w:ascii="Times New Roman" w:hAnsi="Times New Roman" w:eastAsia="宋体" w:cs="Times New Roman"/>
-                <w:b w:val="0"/>
-                <w:sz w:val="16"/>
-              </w:rPr>
-              <w:t>20%</w:t>
-            </w:r>
-          </w:p>
-        </w:tc>
-        <w:tc>
-          <w:tcPr>
-            <w:tcW w:type="dxa" w:w="1435"/>
-            <w:vAlign w:val="center"/>
-            <w:tcMar>
-              <w:top w:w="80" w:type="dxa"/>
-              <w:start w:w="70" w:type="dxa"/>
-              <w:bottom w:w="80" w:type="dxa"/>
-              <w:end w:w="70" w:type="dxa"/>
-            </w:tcMar>
-          </w:tcPr>
-          <w:p>
-            <w:pPr>
-              <w:spacing w:line="269" w:lineRule="auto" w:before="0" w:after="0"/>
-              <w:jc w:val="left"/>
-            </w:pPr>
-            <w:r/>
-            <w:r>
-              <w:rPr>
-                <w:rFonts w:ascii="Times New Roman" w:hAnsi="Times New Roman" w:eastAsia="宋体" w:cs="Times New Roman"/>
-                <w:b w:val="0"/>
-                <w:sz w:val="16"/>
-              </w:rPr>
-              <w:t>目标 1.5，2.4，2.5，3.4，3.5</w:t>
-            </w:r>
-          </w:p>
-        </w:tc>
-      </w:tr>
-      <w:tr>
-        <w:tc>
-          <w:tcPr>
-            <w:tcW w:type="dxa" w:w="1545"/>
-            <w:vAlign w:val="center"/>
-            <w:tcMar>
-              <w:top w:w="80" w:type="dxa"/>
-              <w:start w:w="70" w:type="dxa"/>
-              <w:bottom w:w="80" w:type="dxa"/>
-              <w:end w:w="70" w:type="dxa"/>
-            </w:tcMar>
-          </w:tcPr>
-          <w:p>
-            <w:pPr>
-              <w:spacing w:line="269" w:lineRule="auto" w:before="0" w:after="0"/>
-              <w:jc w:val="left"/>
-            </w:pPr>
-            <w:r/>
-            <w:r>
-              <w:rPr>
-                <w:rFonts w:ascii="Times New Roman" w:hAnsi="Times New Roman" w:eastAsia="宋体" w:cs="Times New Roman"/>
-                <w:b w:val="0"/>
-                <w:sz w:val="16"/>
-              </w:rPr>
-              <w:t>第六单元 辨识、验证与综合项目</w:t>
-            </w:r>
-          </w:p>
-        </w:tc>
-        <w:tc>
-          <w:tcPr>
-            <w:tcW w:type="dxa" w:w="746"/>
-            <w:vAlign w:val="center"/>
-            <w:tcMar>
-              <w:top w:w="80" w:type="dxa"/>
-              <w:start w:w="70" w:type="dxa"/>
-              <w:bottom w:w="80" w:type="dxa"/>
-              <w:end w:w="70" w:type="dxa"/>
-            </w:tcMar>
-          </w:tcPr>
-          <w:p>
-            <w:pPr>
-              <w:spacing w:line="269" w:lineRule="auto" w:before="0" w:after="0"/>
-              <w:jc w:val="center"/>
-            </w:pPr>
-            <w:r/>
-            <w:r>
-              <w:rPr>
-                <w:rFonts w:ascii="Times New Roman" w:hAnsi="Times New Roman" w:eastAsia="宋体" w:cs="Times New Roman"/>
-                <w:b w:val="0"/>
-                <w:sz w:val="16"/>
-              </w:rPr>
-              <w:t>6</w:t>
-            </w:r>
-          </w:p>
-        </w:tc>
-        <w:tc>
-          <w:tcPr>
-            <w:tcW w:type="dxa" w:w="746"/>
-            <w:vAlign w:val="center"/>
-            <w:tcMar>
-              <w:top w:w="80" w:type="dxa"/>
-              <w:start w:w="70" w:type="dxa"/>
-              <w:bottom w:w="80" w:type="dxa"/>
-              <w:end w:w="70" w:type="dxa"/>
-            </w:tcMar>
-          </w:tcPr>
-          <w:p>
-            <w:pPr>
-              <w:spacing w:line="269" w:lineRule="auto" w:before="0" w:after="0"/>
-              <w:jc w:val="center"/>
-            </w:pPr>
-            <w:r/>
-            <w:r>
-              <w:rPr>
-                <w:rFonts w:ascii="Times New Roman" w:hAnsi="Times New Roman" w:eastAsia="宋体" w:cs="Times New Roman"/>
-                <w:b w:val="0"/>
-                <w:sz w:val="16"/>
-              </w:rPr>
-              <w:t>0</w:t>
-            </w:r>
-          </w:p>
-        </w:tc>
-        <w:tc>
-          <w:tcPr>
-            <w:tcW w:type="dxa" w:w="746"/>
-            <w:vAlign w:val="center"/>
-            <w:tcMar>
-              <w:top w:w="80" w:type="dxa"/>
-              <w:start w:w="70" w:type="dxa"/>
-              <w:bottom w:w="80" w:type="dxa"/>
-              <w:end w:w="70" w:type="dxa"/>
-            </w:tcMar>
-          </w:tcPr>
-          <w:p>
-            <w:pPr>
-              <w:spacing w:line="269" w:lineRule="auto" w:before="0" w:after="0"/>
-              <w:jc w:val="center"/>
-            </w:pPr>
-            <w:r/>
-            <w:r>
-              <w:rPr>
-                <w:rFonts w:ascii="Times New Roman" w:hAnsi="Times New Roman" w:eastAsia="宋体" w:cs="Times New Roman"/>
-                <w:b w:val="0"/>
-                <w:sz w:val="16"/>
-              </w:rPr>
-              <w:t>6</w:t>
-            </w:r>
-          </w:p>
-        </w:tc>
-        <w:tc>
-          <w:tcPr>
-            <w:tcW w:type="dxa" w:w="959"/>
-            <w:vAlign w:val="center"/>
-            <w:tcMar>
-              <w:top w:w="80" w:type="dxa"/>
-              <w:start w:w="70" w:type="dxa"/>
-              <w:bottom w:w="80" w:type="dxa"/>
-              <w:end w:w="70" w:type="dxa"/>
-            </w:tcMar>
-          </w:tcPr>
-          <w:p>
-            <w:pPr>
-              <w:spacing w:line="269" w:lineRule="auto" w:before="0" w:after="0"/>
-              <w:jc w:val="left"/>
-            </w:pPr>
-            <w:r/>
-            <w:r>
-              <w:rPr>
-                <w:rFonts w:ascii="Times New Roman" w:hAnsi="Times New Roman" w:eastAsia="宋体" w:cs="Times New Roman"/>
-                <w:b w:val="0"/>
-                <w:sz w:val="16"/>
-              </w:rPr>
-              <w:t>全过程</w:t>
-            </w:r>
-          </w:p>
-        </w:tc>
-        <w:tc>
-          <w:tcPr>
-            <w:tcW w:type="dxa" w:w="959"/>
-            <w:vAlign w:val="center"/>
-            <w:tcMar>
-              <w:top w:w="80" w:type="dxa"/>
-              <w:start w:w="70" w:type="dxa"/>
-              <w:bottom w:w="80" w:type="dxa"/>
-              <w:end w:w="70" w:type="dxa"/>
-            </w:tcMar>
-          </w:tcPr>
-          <w:p>
-            <w:pPr>
-              <w:spacing w:line="269" w:lineRule="auto" w:before="0" w:after="0"/>
-              <w:jc w:val="left"/>
-            </w:pPr>
-            <w:r/>
-            <w:r>
-              <w:rPr>
-                <w:rFonts w:ascii="Times New Roman" w:hAnsi="Times New Roman" w:eastAsia="宋体" w:cs="Times New Roman"/>
-                <w:b w:val="0"/>
-                <w:sz w:val="16"/>
-              </w:rPr>
-              <w:t>15%</w:t>
-            </w:r>
-          </w:p>
-        </w:tc>
-        <w:tc>
-          <w:tcPr>
-            <w:tcW w:type="dxa" w:w="959"/>
-            <w:vAlign w:val="center"/>
-            <w:tcMar>
-              <w:top w:w="80" w:type="dxa"/>
-              <w:start w:w="70" w:type="dxa"/>
-              <w:bottom w:w="80" w:type="dxa"/>
-              <w:end w:w="70" w:type="dxa"/>
-            </w:tcMar>
-          </w:tcPr>
-          <w:p>
-            <w:pPr>
-              <w:spacing w:line="269" w:lineRule="auto" w:before="0" w:after="0"/>
-              <w:jc w:val="left"/>
-            </w:pPr>
-            <w:r/>
-            <w:r>
-              <w:rPr>
-                <w:rFonts w:ascii="Times New Roman" w:hAnsi="Times New Roman" w:eastAsia="宋体" w:cs="Times New Roman"/>
-                <w:b w:val="0"/>
-                <w:sz w:val="16"/>
-              </w:rPr>
-              <w:t>20%</w:t>
-            </w:r>
-          </w:p>
-        </w:tc>
-        <w:tc>
-          <w:tcPr>
-            <w:tcW w:type="dxa" w:w="959"/>
-            <w:vAlign w:val="center"/>
-            <w:tcMar>
-              <w:top w:w="80" w:type="dxa"/>
-              <w:start w:w="70" w:type="dxa"/>
-              <w:bottom w:w="80" w:type="dxa"/>
-              <w:end w:w="70" w:type="dxa"/>
-            </w:tcMar>
-          </w:tcPr>
-          <w:p>
-            <w:pPr>
-              <w:spacing w:line="269" w:lineRule="auto" w:before="0" w:after="0"/>
-              <w:jc w:val="left"/>
-            </w:pPr>
-            <w:r/>
-            <w:r>
-              <w:rPr>
-                <w:rFonts w:ascii="Times New Roman" w:hAnsi="Times New Roman" w:eastAsia="宋体" w:cs="Times New Roman"/>
-                <w:b w:val="0"/>
-                <w:sz w:val="16"/>
-              </w:rPr>
-              <w:t>25%</w:t>
-            </w:r>
-          </w:p>
-        </w:tc>
-        <w:tc>
-          <w:tcPr>
-            <w:tcW w:type="dxa" w:w="1435"/>
-            <w:vAlign w:val="center"/>
-            <w:tcMar>
-              <w:top w:w="80" w:type="dxa"/>
-              <w:start w:w="70" w:type="dxa"/>
-              <w:bottom w:w="80" w:type="dxa"/>
-              <w:end w:w="70" w:type="dxa"/>
-            </w:tcMar>
-          </w:tcPr>
-          <w:p>
-            <w:pPr>
-              <w:spacing w:line="269" w:lineRule="auto" w:before="0" w:after="0"/>
-              <w:jc w:val="left"/>
-            </w:pPr>
-            <w:r/>
-            <w:r>
-              <w:rPr>
-                <w:rFonts w:ascii="Times New Roman" w:hAnsi="Times New Roman" w:eastAsia="宋体" w:cs="Times New Roman"/>
-                <w:b w:val="0"/>
-                <w:sz w:val="16"/>
-              </w:rPr>
-              <w:t>目标 1.6，2.6，3.3，3.4，3.6</w:t>
-            </w:r>
-          </w:p>
-        </w:tc>
-      </w:tr>
-      <w:tr>
-        <w:tc>
-          <w:tcPr>
-            <w:tcW w:type="dxa" w:w="1545"/>
-            <w:vAlign w:val="center"/>
-            <w:tcMar>
-              <w:top w:w="80" w:type="dxa"/>
-              <w:start w:w="70" w:type="dxa"/>
-              <w:bottom w:w="80" w:type="dxa"/>
-              <w:end w:w="70" w:type="dxa"/>
-            </w:tcMar>
-          </w:tcPr>
-          <w:p>
-            <w:pPr>
-              <w:spacing w:line="269" w:lineRule="auto" w:before="0" w:after="0"/>
-              <w:jc w:val="left"/>
-            </w:pPr>
-            <w:r/>
-            <w:r>
-              <w:rPr>
-                <w:rFonts w:ascii="Times New Roman" w:hAnsi="Times New Roman" w:eastAsia="宋体" w:cs="Times New Roman"/>
-                <w:b w:val="0"/>
-                <w:sz w:val="16"/>
-              </w:rPr>
-              <w:t>合计</w:t>
-            </w:r>
-          </w:p>
-        </w:tc>
-        <w:tc>
-          <w:tcPr>
-            <w:tcW w:type="dxa" w:w="746"/>
-            <w:vAlign w:val="center"/>
-            <w:tcMar>
-              <w:top w:w="80" w:type="dxa"/>
-              <w:start w:w="70" w:type="dxa"/>
-              <w:bottom w:w="80" w:type="dxa"/>
-              <w:end w:w="70" w:type="dxa"/>
-            </w:tcMar>
-          </w:tcPr>
-          <w:p>
-            <w:pPr>
-              <w:spacing w:line="269" w:lineRule="auto" w:before="0" w:after="0"/>
-              <w:jc w:val="center"/>
-            </w:pPr>
-            <w:r/>
-            <w:r>
-              <w:rPr>
-                <w:rFonts w:ascii="Times New Roman" w:hAnsi="Times New Roman" w:eastAsia="宋体" w:cs="Times New Roman"/>
-                <w:b w:val="0"/>
-                <w:sz w:val="16"/>
-              </w:rPr>
-              <w:t>32</w:t>
-            </w:r>
-          </w:p>
-        </w:tc>
-        <w:tc>
-          <w:tcPr>
-            <w:tcW w:type="dxa" w:w="746"/>
-            <w:vAlign w:val="center"/>
-            <w:tcMar>
-              <w:top w:w="80" w:type="dxa"/>
-              <w:start w:w="70" w:type="dxa"/>
-              <w:bottom w:w="80" w:type="dxa"/>
-              <w:end w:w="70" w:type="dxa"/>
-            </w:tcMar>
-          </w:tcPr>
-          <w:p>
-            <w:pPr>
-              <w:spacing w:line="269" w:lineRule="auto" w:before="0" w:after="0"/>
-              <w:jc w:val="center"/>
-            </w:pPr>
-            <w:r/>
-            <w:r>
-              <w:rPr>
-                <w:rFonts w:ascii="Times New Roman" w:hAnsi="Times New Roman" w:eastAsia="宋体" w:cs="Times New Roman"/>
-                <w:b w:val="0"/>
-                <w:sz w:val="16"/>
-              </w:rPr>
-              <w:t>8</w:t>
-            </w:r>
-          </w:p>
-        </w:tc>
-        <w:tc>
-          <w:tcPr>
-            <w:tcW w:type="dxa" w:w="746"/>
-            <w:vAlign w:val="center"/>
-            <w:tcMar>
-              <w:top w:w="80" w:type="dxa"/>
-              <w:start w:w="70" w:type="dxa"/>
-              <w:bottom w:w="80" w:type="dxa"/>
-              <w:end w:w="70" w:type="dxa"/>
-            </w:tcMar>
-          </w:tcPr>
-          <w:p>
-            <w:pPr>
-              <w:spacing w:line="269" w:lineRule="auto" w:before="0" w:after="0"/>
-              <w:jc w:val="center"/>
-            </w:pPr>
-            <w:r/>
-            <w:r>
-              <w:rPr>
-                <w:rFonts w:ascii="Times New Roman" w:hAnsi="Times New Roman" w:eastAsia="宋体" w:cs="Times New Roman"/>
-                <w:b w:val="0"/>
-                <w:sz w:val="16"/>
-              </w:rPr>
-              <w:t>24</w:t>
-            </w:r>
-          </w:p>
-        </w:tc>
-        <w:tc>
-          <w:tcPr>
-            <w:tcW w:type="dxa" w:w="959"/>
-            <w:vAlign w:val="center"/>
-            <w:tcMar>
-              <w:top w:w="80" w:type="dxa"/>
-              <w:start w:w="70" w:type="dxa"/>
-              <w:bottom w:w="80" w:type="dxa"/>
-              <w:end w:w="70" w:type="dxa"/>
-            </w:tcMar>
-          </w:tcPr>
-          <w:p>
-            <w:pPr>
-              <w:spacing w:line="269" w:lineRule="auto" w:before="0" w:after="0"/>
-              <w:jc w:val="left"/>
-            </w:pPr>
-            <w:r/>
-            <w:r>
-              <w:rPr>
-                <w:rFonts w:ascii="Times New Roman" w:hAnsi="Times New Roman" w:eastAsia="宋体" w:cs="Times New Roman"/>
-                <w:b w:val="0"/>
-                <w:sz w:val="16"/>
-              </w:rPr>
-              <w:t>—</w:t>
-            </w:r>
-          </w:p>
-        </w:tc>
-        <w:tc>
-          <w:tcPr>
-            <w:tcW w:type="dxa" w:w="959"/>
-            <w:vAlign w:val="center"/>
-            <w:tcMar>
-              <w:top w:w="80" w:type="dxa"/>
-              <w:start w:w="70" w:type="dxa"/>
-              <w:bottom w:w="80" w:type="dxa"/>
-              <w:end w:w="70" w:type="dxa"/>
-            </w:tcMar>
-          </w:tcPr>
-          <w:p>
-            <w:pPr>
-              <w:spacing w:line="269" w:lineRule="auto" w:before="0" w:after="0"/>
-              <w:jc w:val="left"/>
-            </w:pPr>
-            <w:r/>
-            <w:r>
-              <w:rPr>
-                <w:rFonts w:ascii="Times New Roman" w:hAnsi="Times New Roman" w:eastAsia="宋体" w:cs="Times New Roman"/>
-                <w:b w:val="0"/>
-                <w:sz w:val="16"/>
-              </w:rPr>
-              <w:t>100%</w:t>
-            </w:r>
-          </w:p>
-        </w:tc>
-        <w:tc>
-          <w:tcPr>
-            <w:tcW w:type="dxa" w:w="959"/>
-            <w:vAlign w:val="center"/>
-            <w:tcMar>
-              <w:top w:w="80" w:type="dxa"/>
-              <w:start w:w="70" w:type="dxa"/>
-              <w:bottom w:w="80" w:type="dxa"/>
-              <w:end w:w="70" w:type="dxa"/>
-            </w:tcMar>
-          </w:tcPr>
-          <w:p>
-            <w:pPr>
-              <w:spacing w:line="269" w:lineRule="auto" w:before="0" w:after="0"/>
-              <w:jc w:val="left"/>
-            </w:pPr>
-            <w:r/>
-            <w:r>
-              <w:rPr>
-                <w:rFonts w:ascii="Times New Roman" w:hAnsi="Times New Roman" w:eastAsia="宋体" w:cs="Times New Roman"/>
-                <w:b w:val="0"/>
-                <w:sz w:val="16"/>
-              </w:rPr>
-              <w:t>100%</w:t>
-            </w:r>
-          </w:p>
-        </w:tc>
-        <w:tc>
-          <w:tcPr>
-            <w:tcW w:type="dxa" w:w="959"/>
-            <w:vAlign w:val="center"/>
-            <w:tcMar>
-              <w:top w:w="80" w:type="dxa"/>
-              <w:start w:w="70" w:type="dxa"/>
-              <w:bottom w:w="80" w:type="dxa"/>
-              <w:end w:w="70" w:type="dxa"/>
-            </w:tcMar>
-          </w:tcPr>
-          <w:p>
-            <w:pPr>
-              <w:spacing w:line="269" w:lineRule="auto" w:before="0" w:after="0"/>
-              <w:jc w:val="left"/>
-            </w:pPr>
-            <w:r/>
-            <w:r>
-              <w:rPr>
-                <w:rFonts w:ascii="Times New Roman" w:hAnsi="Times New Roman" w:eastAsia="宋体" w:cs="Times New Roman"/>
-                <w:b w:val="0"/>
-                <w:sz w:val="16"/>
-              </w:rPr>
-              <w:t>100%</w:t>
-            </w:r>
-          </w:p>
-        </w:tc>
-        <w:tc>
-          <w:tcPr>
-            <w:tcW w:type="dxa" w:w="1435"/>
-            <w:vAlign w:val="center"/>
-            <w:tcMar>
-              <w:top w:w="80" w:type="dxa"/>
-              <w:start w:w="70" w:type="dxa"/>
-              <w:bottom w:w="80" w:type="dxa"/>
-              <w:end w:w="70" w:type="dxa"/>
-            </w:tcMar>
-          </w:tcPr>
-          <w:p>
-            <w:pPr>
-              <w:spacing w:line="269" w:lineRule="auto" w:before="0" w:after="0"/>
-              <w:jc w:val="left"/>
-            </w:pPr>
-            <w:r/>
-            <w:r>
-              <w:rPr>
-                <w:rFonts w:ascii="Times New Roman" w:hAnsi="Times New Roman" w:eastAsia="宋体" w:cs="Times New Roman"/>
-                <w:b w:val="0"/>
+            <w:r>
+              <w:rPr>
+                <w:rFonts w:ascii="Times New Roman" w:hAnsi="Times New Roman" w:eastAsia="宋体" w:cs="Times New Roman"/>
+                <w:b/>
                 <w:sz w:val="16"/>
               </w:rPr>
               <w:t>—</w:t>
@@ -7328,7 +7047,7 @@
           <w:b w:val="0"/>
           <w:sz w:val="21"/>
         </w:rPr>
-        <w:t>本课程采用平时表现、Python上机任务、综合项目和个人核验与答辩相结合的方式。最终成绩100%=平时表现10%＋Python上机任务50%＋综合项目30%＋个人核验与答辩10%。上机任务重点评价机电系统方程、状态空间、数值求解、控制分析、非线性、参数辨识和可视化实现；综合项目重点评价系统边界、机电耦合、验证证据、交互可视化和工程交付；个人核验通过现场解释、参数/代码修改和故障排查确认个人能力。</w:t>
+        <w:t>最终成绩100%=平时成绩20%＋课程作业20%＋期末考核60%。平时成绩重点评价课堂参与、学习过程、建模规范、工程记录、安全责任与学术诚信；课程作业承接原有Python上机任务及其模型、代码、参数、图表、动画、辨识/验证和阶段性综合学习证据；期末考核沿用课程原有综合考查性质，采用机电系统综合建模与仿真成果（模型、Notebook/代码、参数/数据、交互可视化、验证报告或等效作品）与现场答辩/个人核验相结合的形式，重点评价系统边界、物理方程、机电耦合、数值求解、控制与非线性、参数辨识、验证证据、模型边界和工程交付，不另设笔试或机考。</w:t>
       </w:r>
     </w:p>
     <w:p>
@@ -7356,7 +7075,7 @@
           <w:b/>
           <w:sz w:val="21"/>
         </w:rPr>
-        <w:t>（1）平时表现评分标准</w:t>
+        <w:t>（1）平时成绩评分标准</w:t>
       </w:r>
     </w:p>
     <w:tbl>
@@ -7593,16 +7312,15 @@
           <w:p>
             <w:pPr>
               <w:spacing w:line="269" w:lineRule="auto" w:before="0" w:after="0"/>
-              <w:jc w:val="left"/>
+              <w:jc w:val="center"/>
             </w:pPr>
-            <w:r/>
             <w:r>
               <w:rPr>
                 <w:rFonts w:ascii="Times New Roman" w:hAnsi="Times New Roman" w:eastAsia="宋体" w:cs="Times New Roman"/>
                 <w:b w:val="0"/>
                 <w:sz w:val="17"/>
               </w:rPr>
-              <w:t>考勤与课堂规范</w:t>
+              <w:t>课堂参与与建模规范</w:t>
             </w:r>
           </w:p>
         </w:tc>
@@ -7622,7 +7340,6 @@
               <w:spacing w:line="269" w:lineRule="auto" w:before="0" w:after="0"/>
               <w:jc w:val="center"/>
             </w:pPr>
-            <w:r/>
             <w:r>
               <w:rPr>
                 <w:rFonts w:ascii="Times New Roman" w:hAnsi="Times New Roman" w:eastAsia="宋体" w:cs="Times New Roman"/>
@@ -7649,14 +7366,13 @@
               <w:spacing w:line="269" w:lineRule="auto" w:before="0" w:after="0"/>
               <w:jc w:val="left"/>
             </w:pPr>
-            <w:r/>
             <w:r>
               <w:rPr>
                 <w:rFonts w:ascii="Times New Roman" w:hAnsi="Times New Roman" w:eastAsia="宋体" w:cs="Times New Roman"/>
                 <w:b w:val="0"/>
                 <w:sz w:val="17"/>
               </w:rPr>
-              <w:t>出勤完整，严格遵守课堂、机房、数据与设备安全规范</w:t>
+              <w:t>主动参与边界、方程、假设和结果分析，坐标/方向/单位/参数表达规范，能清晰说明依据</w:t>
             </w:r>
           </w:p>
         </w:tc>
@@ -7676,14 +7392,13 @@
               <w:spacing w:line="269" w:lineRule="auto" w:before="0" w:after="0"/>
               <w:jc w:val="left"/>
             </w:pPr>
-            <w:r/>
             <w:r>
               <w:rPr>
                 <w:rFonts w:ascii="Times New Roman" w:hAnsi="Times New Roman" w:eastAsia="宋体" w:cs="Times New Roman"/>
                 <w:b w:val="0"/>
                 <w:sz w:val="17"/>
               </w:rPr>
-              <w:t>出勤良好，偶有轻微迟到或规范疏漏</w:t>
+              <w:t>参与良好，建模规范意识较强，少量问题可自主修正</w:t>
             </w:r>
           </w:p>
         </w:tc>
@@ -7703,14 +7418,13 @@
               <w:spacing w:line="269" w:lineRule="auto" w:before="0" w:after="0"/>
               <w:jc w:val="left"/>
             </w:pPr>
-            <w:r/>
             <w:r>
               <w:rPr>
                 <w:rFonts w:ascii="Times New Roman" w:hAnsi="Times New Roman" w:eastAsia="宋体" w:cs="Times New Roman"/>
                 <w:b w:val="0"/>
                 <w:sz w:val="17"/>
               </w:rPr>
-              <w:t>出勤基本正常，能遵守主要规范</w:t>
+              <w:t>基本参与并遵守主要建模规范</w:t>
             </w:r>
           </w:p>
         </w:tc>
@@ -7730,14 +7444,13 @@
               <w:spacing w:line="269" w:lineRule="auto" w:before="0" w:after="0"/>
               <w:jc w:val="left"/>
             </w:pPr>
-            <w:r/>
             <w:r>
               <w:rPr>
                 <w:rFonts w:ascii="Times New Roman" w:hAnsi="Times New Roman" w:eastAsia="宋体" w:cs="Times New Roman"/>
                 <w:b w:val="0"/>
                 <w:sz w:val="17"/>
               </w:rPr>
-              <w:t>达到最低出勤要求，经提醒能遵守规范</w:t>
+              <w:t>达到最低参与与规范要求，经提醒能完成修正</w:t>
             </w:r>
           </w:p>
         </w:tc>
@@ -7757,14 +7470,13 @@
               <w:spacing w:line="269" w:lineRule="auto" w:before="0" w:after="0"/>
               <w:jc w:val="left"/>
             </w:pPr>
-            <w:r/>
             <w:r>
               <w:rPr>
                 <w:rFonts w:ascii="Times New Roman" w:hAnsi="Times New Roman" w:eastAsia="宋体" w:cs="Times New Roman"/>
                 <w:b w:val="0"/>
                 <w:sz w:val="17"/>
               </w:rPr>
-              <w:t>缺勤较多或多次违反课堂、机房、数据或安全规范</w:t>
+              <w:t>缺勤较多、长期不参与或多次违反课堂/建模规范</w:t>
             </w:r>
           </w:p>
         </w:tc>
@@ -7784,16 +7496,15 @@
           <w:p>
             <w:pPr>
               <w:spacing w:line="269" w:lineRule="auto" w:before="0" w:after="0"/>
-              <w:jc w:val="left"/>
+              <w:jc w:val="center"/>
             </w:pPr>
-            <w:r/>
             <w:r>
               <w:rPr>
                 <w:rFonts w:ascii="Times New Roman" w:hAnsi="Times New Roman" w:eastAsia="宋体" w:cs="Times New Roman"/>
                 <w:b w:val="0"/>
                 <w:sz w:val="17"/>
               </w:rPr>
-              <w:t>建模讨论与课堂参与</w:t>
+              <w:t>学习过程与随堂练习</w:t>
             </w:r>
           </w:p>
         </w:tc>
@@ -7813,7 +7524,6 @@
               <w:spacing w:line="269" w:lineRule="auto" w:before="0" w:after="0"/>
               <w:jc w:val="center"/>
             </w:pPr>
-            <w:r/>
             <w:r>
               <w:rPr>
                 <w:rFonts w:ascii="Times New Roman" w:hAnsi="Times New Roman" w:eastAsia="宋体" w:cs="Times New Roman"/>
@@ -7840,14 +7550,13 @@
               <w:spacing w:line="269" w:lineRule="auto" w:before="0" w:after="0"/>
               <w:jc w:val="left"/>
             </w:pPr>
-            <w:r/>
             <w:r>
               <w:rPr>
                 <w:rFonts w:ascii="Times New Roman" w:hAnsi="Times New Roman" w:eastAsia="宋体" w:cs="Times New Roman"/>
                 <w:b w:val="0"/>
                 <w:sz w:val="17"/>
               </w:rPr>
-              <w:t>主动参与边界、方程、假设和结果分析，能清晰说明依据</w:t>
+              <w:t>练习完成及时准确，能够根据反馈主动修正并解释求解、控制或模型问题</w:t>
             </w:r>
           </w:p>
         </w:tc>
@@ -7867,14 +7576,13 @@
               <w:spacing w:line="269" w:lineRule="auto" w:before="0" w:after="0"/>
               <w:jc w:val="left"/>
             </w:pPr>
-            <w:r/>
             <w:r>
               <w:rPr>
                 <w:rFonts w:ascii="Times New Roman" w:hAnsi="Times New Roman" w:eastAsia="宋体" w:cs="Times New Roman"/>
                 <w:b w:val="0"/>
                 <w:sz w:val="17"/>
               </w:rPr>
-              <w:t>能够参与主要活动并较清楚说明思路</w:t>
+              <w:t>基本完成，少量问题可自主修正</w:t>
             </w:r>
           </w:p>
         </w:tc>
@@ -7894,14 +7602,13 @@
               <w:spacing w:line="269" w:lineRule="auto" w:before="0" w:after="0"/>
               <w:jc w:val="left"/>
             </w:pPr>
-            <w:r/>
             <w:r>
               <w:rPr>
                 <w:rFonts w:ascii="Times New Roman" w:hAnsi="Times New Roman" w:eastAsia="宋体" w:cs="Times New Roman"/>
                 <w:b w:val="0"/>
                 <w:sz w:val="17"/>
               </w:rPr>
-              <w:t>基本参与课堂任务并完成主要要求</w:t>
+              <w:t>完成主要练习，思路基本正确</w:t>
             </w:r>
           </w:p>
         </w:tc>
@@ -7921,14 +7628,13 @@
               <w:spacing w:line="269" w:lineRule="auto" w:before="0" w:after="0"/>
               <w:jc w:val="left"/>
             </w:pPr>
-            <w:r/>
             <w:r>
               <w:rPr>
                 <w:rFonts w:ascii="Times New Roman" w:hAnsi="Times New Roman" w:eastAsia="宋体" w:cs="Times New Roman"/>
                 <w:b w:val="0"/>
                 <w:sz w:val="17"/>
               </w:rPr>
-              <w:t>经提醒可参与并完成基础要求</w:t>
+              <w:t>能在指导下完成基础任务</w:t>
             </w:r>
           </w:p>
         </w:tc>
@@ -7948,14 +7654,13 @@
               <w:spacing w:line="269" w:lineRule="auto" w:before="0" w:after="0"/>
               <w:jc w:val="left"/>
             </w:pPr>
-            <w:r/>
             <w:r>
               <w:rPr>
                 <w:rFonts w:ascii="Times New Roman" w:hAnsi="Times New Roman" w:eastAsia="宋体" w:cs="Times New Roman"/>
                 <w:b w:val="0"/>
                 <w:sz w:val="17"/>
               </w:rPr>
-              <w:t>长期不参与或无法完成基本分析</w:t>
+              <w:t>大量缺交、错误较多或无法说明思路</w:t>
             </w:r>
           </w:p>
         </w:tc>
@@ -7975,16 +7680,15 @@
           <w:p>
             <w:pPr>
               <w:spacing w:line="269" w:lineRule="auto" w:before="0" w:after="0"/>
-              <w:jc w:val="left"/>
+              <w:jc w:val="center"/>
             </w:pPr>
-            <w:r/>
             <w:r>
               <w:rPr>
                 <w:rFonts w:ascii="Times New Roman" w:hAnsi="Times New Roman" w:eastAsia="宋体" w:cs="Times New Roman"/>
                 <w:b w:val="0"/>
                 <w:sz w:val="17"/>
               </w:rPr>
-              <w:t>随堂练习与工程记录</w:t>
+              <w:t>数据、代码、记录与诚信</w:t>
             </w:r>
           </w:p>
         </w:tc>
@@ -8004,7 +7708,6 @@
               <w:spacing w:line="269" w:lineRule="auto" w:before="0" w:after="0"/>
               <w:jc w:val="center"/>
             </w:pPr>
-            <w:r/>
             <w:r>
               <w:rPr>
                 <w:rFonts w:ascii="Times New Roman" w:hAnsi="Times New Roman" w:eastAsia="宋体" w:cs="Times New Roman"/>
@@ -8031,14 +7734,13 @@
               <w:spacing w:line="269" w:lineRule="auto" w:before="0" w:after="0"/>
               <w:jc w:val="left"/>
             </w:pPr>
-            <w:r/>
             <w:r>
               <w:rPr>
                 <w:rFonts w:ascii="Times New Roman" w:hAnsi="Times New Roman" w:eastAsia="宋体" w:cs="Times New Roman"/>
                 <w:b w:val="0"/>
                 <w:sz w:val="17"/>
               </w:rPr>
-              <w:t>参数、单位、代码、图表、测试和反思记录完整可复现，主动核验结果</w:t>
+              <w:t>参数、单位、代码、图表、测试、失败工况和反思记录完整可追溯，外部代码/AI使用披露规范并主动核验</w:t>
             </w:r>
           </w:p>
         </w:tc>
@@ -8058,14 +7760,13 @@
               <w:spacing w:line="269" w:lineRule="auto" w:before="0" w:after="0"/>
               <w:jc w:val="left"/>
             </w:pPr>
-            <w:r/>
             <w:r>
               <w:rPr>
                 <w:rFonts w:ascii="Times New Roman" w:hAnsi="Times New Roman" w:eastAsia="宋体" w:cs="Times New Roman"/>
                 <w:b w:val="0"/>
                 <w:sz w:val="17"/>
               </w:rPr>
-              <w:t>记录较完整，少量问题可自主修正</w:t>
+              <w:t>记录较完整，能够进行基本核验</w:t>
             </w:r>
           </w:p>
         </w:tc>
@@ -8085,14 +7786,13 @@
               <w:spacing w:line="269" w:lineRule="auto" w:before="0" w:after="0"/>
               <w:jc w:val="left"/>
             </w:pPr>
-            <w:r/>
             <w:r>
               <w:rPr>
                 <w:rFonts w:ascii="Times New Roman" w:hAnsi="Times New Roman" w:eastAsia="宋体" w:cs="Times New Roman"/>
                 <w:b w:val="0"/>
                 <w:sz w:val="17"/>
               </w:rPr>
-              <w:t>完成主要记录并有基本验证</w:t>
+              <w:t>有主要记录和基本验证</w:t>
             </w:r>
           </w:p>
         </w:tc>
@@ -8112,14 +7812,13 @@
               <w:spacing w:line="269" w:lineRule="auto" w:before="0" w:after="0"/>
               <w:jc w:val="left"/>
             </w:pPr>
-            <w:r/>
             <w:r>
               <w:rPr>
                 <w:rFonts w:ascii="Times New Roman" w:hAnsi="Times New Roman" w:eastAsia="宋体" w:cs="Times New Roman"/>
                 <w:b w:val="0"/>
                 <w:sz w:val="17"/>
               </w:rPr>
-              <w:t>在指导下达到最低记录和提交要求</w:t>
+              <w:t>在指导下达到最低记录要求</w:t>
             </w:r>
           </w:p>
         </w:tc>
@@ -8139,14 +7838,13 @@
               <w:spacing w:line="269" w:lineRule="auto" w:before="0" w:after="0"/>
               <w:jc w:val="left"/>
             </w:pPr>
-            <w:r/>
             <w:r>
               <w:rPr>
                 <w:rFonts w:ascii="Times New Roman" w:hAnsi="Times New Roman" w:eastAsia="宋体" w:cs="Times New Roman"/>
                 <w:b w:val="0"/>
                 <w:sz w:val="17"/>
               </w:rPr>
-              <w:t>大量缺交、无运行证据或结果无法解释</w:t>
+              <w:t>无有效证据、记录缺失、结果无法解释或存在不诚信行为</w:t>
             </w:r>
           </w:p>
         </w:tc>
@@ -8163,7 +7861,7 @@
           <w:b/>
           <w:sz w:val="21"/>
         </w:rPr>
-        <w:t>（2）Python上机任务评分标准</w:t>
+        <w:t>（2）课程作业评分标准</w:t>
       </w:r>
     </w:p>
     <w:tbl>
@@ -8262,7 +7960,6 @@
               <w:spacing w:line="269" w:lineRule="auto" w:before="0" w:after="0"/>
               <w:jc w:val="center"/>
             </w:pPr>
-            <w:r/>
             <w:r>
               <w:rPr>
                 <w:rFonts w:ascii="Times New Roman" w:hAnsi="Times New Roman" w:eastAsia="宋体" w:cs="Times New Roman"/>
@@ -8318,7 +8015,6 @@
               <w:spacing w:line="269" w:lineRule="auto" w:before="0" w:after="0"/>
               <w:jc w:val="left"/>
             </w:pPr>
-            <w:r/>
             <w:r>
               <w:rPr>
                 <w:rFonts w:ascii="Times New Roman" w:hAnsi="Times New Roman" w:eastAsia="宋体" w:cs="Times New Roman"/>
@@ -8345,7 +8041,6 @@
               <w:spacing w:line="269" w:lineRule="auto" w:before="0" w:after="0"/>
               <w:jc w:val="center"/>
             </w:pPr>
-            <w:r/>
             <w:r>
               <w:rPr>
                 <w:rFonts w:ascii="Times New Roman" w:hAnsi="Times New Roman" w:eastAsia="宋体" w:cs="Times New Roman"/>
@@ -8372,14 +8067,13 @@
               <w:spacing w:line="269" w:lineRule="auto" w:before="0" w:after="0"/>
               <w:jc w:val="left"/>
             </w:pPr>
-            <w:r/>
             <w:r>
               <w:rPr>
                 <w:rFonts w:ascii="Times New Roman" w:hAnsi="Times New Roman" w:eastAsia="宋体" w:cs="Times New Roman"/>
                 <w:b w:val="0"/>
                 <w:sz w:val="17"/>
               </w:rPr>
-              <w:t>方程、状态、初值和单位正确；solve_ivp结果、能量检查、相平面、动画与交互参数完整。</w:t>
+              <w:t>方程、状态、初值和单位正确；solve_ivp结果、能量检查、相平面、二维动画与交互参数完整。</w:t>
             </w:r>
           </w:p>
         </w:tc>
@@ -8397,9 +8091,8 @@
           <w:p>
             <w:pPr>
               <w:spacing w:line="269" w:lineRule="auto" w:before="0" w:after="0"/>
-              <w:jc w:val="left"/>
+              <w:jc w:val="center"/>
             </w:pPr>
-            <w:r/>
             <w:r>
               <w:rPr>
                 <w:rFonts w:ascii="Times New Roman" w:hAnsi="Times New Roman" w:eastAsia="宋体" w:cs="Times New Roman"/>
@@ -8428,7 +8121,6 @@
               <w:spacing w:line="269" w:lineRule="auto" w:before="0" w:after="0"/>
               <w:jc w:val="left"/>
             </w:pPr>
-            <w:r/>
             <w:r>
               <w:rPr>
                 <w:rFonts w:ascii="Times New Roman" w:hAnsi="Times New Roman" w:eastAsia="宋体" w:cs="Times New Roman"/>
@@ -8455,7 +8147,6 @@
               <w:spacing w:line="269" w:lineRule="auto" w:before="0" w:after="0"/>
               <w:jc w:val="center"/>
             </w:pPr>
-            <w:r/>
             <w:r>
               <w:rPr>
                 <w:rFonts w:ascii="Times New Roman" w:hAnsi="Times New Roman" w:eastAsia="宋体" w:cs="Times New Roman"/>
@@ -8482,14 +8173,13 @@
               <w:spacing w:line="269" w:lineRule="auto" w:before="0" w:after="0"/>
               <w:jc w:val="left"/>
             </w:pPr>
-            <w:r/>
             <w:r>
               <w:rPr>
                 <w:rFonts w:ascii="Times New Roman" w:hAnsi="Times New Roman" w:eastAsia="宋体" w:cs="Times New Roman"/>
                 <w:b w:val="0"/>
                 <w:sz w:val="17"/>
               </w:rPr>
-              <w:t>等效参数和双惯量模型正确；传动比、刚度、间隙/负载影响分析合理；二维或三维可视化清晰。</w:t>
+              <w:t>等效参数和双惯量模型正确；传动比、刚度、间隙/负载影响分析合理；二维或可选三维可视化与模型一致。</w:t>
             </w:r>
           </w:p>
         </w:tc>
@@ -8507,9 +8197,8 @@
           <w:p>
             <w:pPr>
               <w:spacing w:line="269" w:lineRule="auto" w:before="0" w:after="0"/>
-              <w:jc w:val="left"/>
+              <w:jc w:val="center"/>
             </w:pPr>
-            <w:r/>
             <w:r>
               <w:rPr>
                 <w:rFonts w:ascii="Times New Roman" w:hAnsi="Times New Roman" w:eastAsia="宋体" w:cs="Times New Roman"/>
@@ -8538,7 +8227,6 @@
               <w:spacing w:line="269" w:lineRule="auto" w:before="0" w:after="0"/>
               <w:jc w:val="left"/>
             </w:pPr>
-            <w:r/>
             <w:r>
               <w:rPr>
                 <w:rFonts w:ascii="Times New Roman" w:hAnsi="Times New Roman" w:eastAsia="宋体" w:cs="Times New Roman"/>
@@ -8565,14 +8253,13 @@
               <w:spacing w:line="269" w:lineRule="auto" w:before="0" w:after="0"/>
               <w:jc w:val="center"/>
             </w:pPr>
-            <w:r/>
             <w:r>
               <w:rPr>
                 <w:rFonts w:ascii="Times New Roman" w:hAnsi="Times New Roman" w:eastAsia="宋体" w:cs="Times New Roman"/>
                 <w:b w:val="0"/>
                 <w:sz w:val="17"/>
               </w:rPr>
-              <w:t>20%</w:t>
+              <w:t>15%</w:t>
             </w:r>
           </w:p>
         </w:tc>
@@ -8592,14 +8279,13 @@
               <w:spacing w:line="269" w:lineRule="auto" w:before="0" w:after="0"/>
               <w:jc w:val="left"/>
             </w:pPr>
-            <w:r/>
             <w:r>
               <w:rPr>
                 <w:rFonts w:ascii="Times New Roman" w:hAnsi="Times New Roman" w:eastAsia="宋体" w:cs="Times New Roman"/>
                 <w:b w:val="0"/>
                 <w:sz w:val="17"/>
               </w:rPr>
-              <w:t>电气与机械方程、状态空间和单位一致；电流、速度、位置、转矩和负载扰动分析完整。</w:t>
+              <w:t>电气与机械方程、状态空间和单位一致；电流、速度、位置、转矩、能量及负载扰动分析完整。</w:t>
             </w:r>
           </w:p>
         </w:tc>
@@ -8617,9 +8303,8 @@
           <w:p>
             <w:pPr>
               <w:spacing w:line="269" w:lineRule="auto" w:before="0" w:after="0"/>
-              <w:jc w:val="left"/>
+              <w:jc w:val="center"/>
             </w:pPr>
-            <w:r/>
             <w:r>
               <w:rPr>
                 <w:rFonts w:ascii="Times New Roman" w:hAnsi="Times New Roman" w:eastAsia="宋体" w:cs="Times New Roman"/>
@@ -8648,7 +8333,6 @@
               <w:spacing w:line="269" w:lineRule="auto" w:before="0" w:after="0"/>
               <w:jc w:val="left"/>
             </w:pPr>
-            <w:r/>
             <w:r>
               <w:rPr>
                 <w:rFonts w:ascii="Times New Roman" w:hAnsi="Times New Roman" w:eastAsia="宋体" w:cs="Times New Roman"/>
@@ -8675,7 +8359,6 @@
               <w:spacing w:line="269" w:lineRule="auto" w:before="0" w:after="0"/>
               <w:jc w:val="center"/>
             </w:pPr>
-            <w:r/>
             <w:r>
               <w:rPr>
                 <w:rFonts w:ascii="Times New Roman" w:hAnsi="Times New Roman" w:eastAsia="宋体" w:cs="Times New Roman"/>
@@ -8702,14 +8385,13 @@
               <w:spacing w:line="269" w:lineRule="auto" w:before="0" w:after="0"/>
               <w:jc w:val="left"/>
             </w:pPr>
-            <w:r/>
             <w:r>
               <w:rPr>
                 <w:rFonts w:ascii="Times New Roman" w:hAnsi="Times New Roman" w:eastAsia="宋体" w:cs="Times New Roman"/>
                 <w:b w:val="0"/>
                 <w:sz w:val="17"/>
               </w:rPr>
-              <w:t>闭环结构和参数合理；时域/频域指标、限幅和扰动测试充分；交互面板能支持工程比较。</w:t>
+              <w:t>闭环结构和参数合理；时域/频域指标、限幅和扰动测试充分；交互面板能够支持性能权衡分析。</w:t>
             </w:r>
           </w:p>
         </w:tc>
@@ -8727,9 +8409,8 @@
           <w:p>
             <w:pPr>
               <w:spacing w:line="269" w:lineRule="auto" w:before="0" w:after="0"/>
-              <w:jc w:val="left"/>
+              <w:jc w:val="center"/>
             </w:pPr>
-            <w:r/>
             <w:r>
               <w:rPr>
                 <w:rFonts w:ascii="Times New Roman" w:hAnsi="Times New Roman" w:eastAsia="宋体" w:cs="Times New Roman"/>
@@ -8758,14 +8439,13 @@
               <w:spacing w:line="269" w:lineRule="auto" w:before="0" w:after="0"/>
               <w:jc w:val="left"/>
             </w:pPr>
-            <w:r/>
             <w:r>
               <w:rPr>
                 <w:rFonts w:ascii="Times New Roman" w:hAnsi="Times New Roman" w:eastAsia="宋体" w:cs="Times New Roman"/>
                 <w:b w:val="0"/>
                 <w:sz w:val="17"/>
               </w:rPr>
-              <w:t>非线性、辨识与验证</w:t>
+              <w:t>非线性、参数辨识与验证</w:t>
             </w:r>
           </w:p>
         </w:tc>
@@ -8785,14 +8465,13 @@
               <w:spacing w:line="269" w:lineRule="auto" w:before="0" w:after="0"/>
               <w:jc w:val="center"/>
             </w:pPr>
-            <w:r/>
             <w:r>
               <w:rPr>
                 <w:rFonts w:ascii="Times New Roman" w:hAnsi="Times New Roman" w:eastAsia="宋体" w:cs="Times New Roman"/>
                 <w:b w:val="0"/>
                 <w:sz w:val="17"/>
               </w:rPr>
-              <w:t>15%</w:t>
+              <w:t>20%</w:t>
             </w:r>
           </w:p>
         </w:tc>
@@ -8812,14 +8491,13 @@
               <w:spacing w:line="269" w:lineRule="auto" w:before="0" w:after="0"/>
               <w:jc w:val="left"/>
             </w:pPr>
-            <w:r/>
             <w:r>
               <w:rPr>
                 <w:rFonts w:ascii="Times New Roman" w:hAnsi="Times New Roman" w:eastAsia="宋体" w:cs="Times New Roman"/>
                 <w:b w:val="0"/>
                 <w:sz w:val="17"/>
               </w:rPr>
-              <w:t>非线性实现正确；参数辨识与残差分析完整；校准/验证数据分离，模型边界说明充分。</w:t>
+              <w:t>非线性实现正确；参数辨识、残差和灵敏度分析完整；校准/验证数据分离，模型边界说明充分。</w:t>
             </w:r>
           </w:p>
         </w:tc>
@@ -8837,9 +8515,8 @@
           <w:p>
             <w:pPr>
               <w:spacing w:line="269" w:lineRule="auto" w:before="0" w:after="0"/>
-              <w:jc w:val="left"/>
+              <w:jc w:val="center"/>
             </w:pPr>
-            <w:r/>
             <w:r>
               <w:rPr>
                 <w:rFonts w:ascii="Times New Roman" w:hAnsi="Times New Roman" w:eastAsia="宋体" w:cs="Times New Roman"/>
@@ -8868,14 +8545,13 @@
               <w:spacing w:line="269" w:lineRule="auto" w:before="0" w:after="0"/>
               <w:jc w:val="left"/>
             </w:pPr>
-            <w:r/>
             <w:r>
               <w:rPr>
                 <w:rFonts w:ascii="Times New Roman" w:hAnsi="Times New Roman" w:eastAsia="宋体" w:cs="Times New Roman"/>
                 <w:b w:val="0"/>
                 <w:sz w:val="17"/>
               </w:rPr>
-              <w:t>综合项目阶段任务</w:t>
+              <w:t>综合项目阶段作业</w:t>
             </w:r>
           </w:p>
         </w:tc>
@@ -8895,7 +8571,6 @@
               <w:spacing w:line="269" w:lineRule="auto" w:before="0" w:after="0"/>
               <w:jc w:val="center"/>
             </w:pPr>
-            <w:r/>
             <w:r>
               <w:rPr>
                 <w:rFonts w:ascii="Times New Roman" w:hAnsi="Times New Roman" w:eastAsia="宋体" w:cs="Times New Roman"/>
@@ -8922,14 +8597,13 @@
               <w:spacing w:line="269" w:lineRule="auto" w:before="0" w:after="0"/>
               <w:jc w:val="left"/>
             </w:pPr>
-            <w:r/>
             <w:r>
               <w:rPr>
                 <w:rFonts w:ascii="Times New Roman" w:hAnsi="Times New Roman" w:eastAsia="宋体" w:cs="Times New Roman"/>
                 <w:b w:val="0"/>
                 <w:sz w:val="17"/>
               </w:rPr>
-              <w:t>按计划完成系统方案、核心模型、可视化、测试和阶段汇报；代码、数据和版本记录可追溯。</w:t>
+              <w:t>按计划完成系统方案、核心模型、代码、可视化、测试和阶段汇报；原有综合项目阶段性学习证据并入本项，代码、数据和版本记录可追溯。</w:t>
             </w:r>
           </w:p>
         </w:tc>
@@ -8947,9 +8621,8 @@
           <w:p>
             <w:pPr>
               <w:spacing w:line="269" w:lineRule="auto" w:before="0" w:after="0"/>
-              <w:jc w:val="left"/>
+              <w:jc w:val="center"/>
             </w:pPr>
-            <w:r/>
             <w:r>
               <w:rPr>
                 <w:rFonts w:ascii="Times New Roman" w:hAnsi="Times New Roman" w:eastAsia="宋体" w:cs="Times New Roman"/>
@@ -8978,11 +8651,10 @@
               <w:spacing w:line="269" w:lineRule="auto" w:before="0" w:after="0"/>
               <w:jc w:val="left"/>
             </w:pPr>
-            <w:r/>
-            <w:r>
-              <w:rPr>
-                <w:rFonts w:ascii="Times New Roman" w:hAnsi="Times New Roman" w:eastAsia="宋体" w:cs="Times New Roman"/>
-                <w:b w:val="0"/>
+            <w:r>
+              <w:rPr>
+                <w:rFonts w:ascii="Times New Roman" w:hAnsi="Times New Roman" w:eastAsia="宋体" w:cs="Times New Roman"/>
+                <w:b/>
                 <w:sz w:val="17"/>
               </w:rPr>
               <w:t>合计</w:t>
@@ -9005,11 +8677,10 @@
               <w:spacing w:line="269" w:lineRule="auto" w:before="0" w:after="0"/>
               <w:jc w:val="center"/>
             </w:pPr>
-            <w:r/>
-            <w:r>
-              <w:rPr>
-                <w:rFonts w:ascii="Times New Roman" w:hAnsi="Times New Roman" w:eastAsia="宋体" w:cs="Times New Roman"/>
-                <w:b w:val="0"/>
+            <w:r>
+              <w:rPr>
+                <w:rFonts w:ascii="Times New Roman" w:hAnsi="Times New Roman" w:eastAsia="宋体" w:cs="Times New Roman"/>
+                <w:b/>
                 <w:sz w:val="17"/>
               </w:rPr>
               <w:t>100%</w:t>
@@ -9032,7 +8703,11 @@
               <w:spacing w:line="269" w:lineRule="auto" w:before="0" w:after="0"/>
               <w:jc w:val="left"/>
             </w:pPr>
-            <w:r/>
+            <w:r>
+              <w:rPr>
+                <w:b/>
+              </w:rPr>
+            </w:r>
           </w:p>
         </w:tc>
         <w:tc>
@@ -9049,9 +8724,13 @@
           <w:p>
             <w:pPr>
               <w:spacing w:line="269" w:lineRule="auto" w:before="0" w:after="0"/>
-              <w:jc w:val="left"/>
+              <w:jc w:val="center"/>
             </w:pPr>
-            <w:r/>
+            <w:r>
+              <w:rPr>
+                <w:b/>
+              </w:rPr>
+            </w:r>
           </w:p>
         </w:tc>
       </w:tr>
@@ -9067,7 +8746,7 @@
           <w:b/>
           <w:sz w:val="21"/>
         </w:rPr>
-        <w:t>（3）综合项目评分标准</w:t>
+        <w:t>（3）期末考核评分标准</w:t>
       </w:r>
     </w:p>
     <w:tbl>
@@ -9166,7 +8845,6 @@
               <w:spacing w:line="269" w:lineRule="auto" w:before="0" w:after="0"/>
               <w:jc w:val="center"/>
             </w:pPr>
-            <w:r/>
             <w:r>
               <w:rPr>
                 <w:rFonts w:ascii="Times New Roman" w:hAnsi="Times New Roman" w:eastAsia="宋体" w:cs="Times New Roman"/>
@@ -9222,7 +8900,6 @@
               <w:spacing w:line="269" w:lineRule="auto" w:before="0" w:after="0"/>
               <w:jc w:val="left"/>
             </w:pPr>
-            <w:r/>
             <w:r>
               <w:rPr>
                 <w:rFonts w:ascii="Times New Roman" w:hAnsi="Times New Roman" w:eastAsia="宋体" w:cs="Times New Roman"/>
@@ -9249,7 +8926,6 @@
               <w:spacing w:line="269" w:lineRule="auto" w:before="0" w:after="0"/>
               <w:jc w:val="center"/>
             </w:pPr>
-            <w:r/>
             <w:r>
               <w:rPr>
                 <w:rFonts w:ascii="Times New Roman" w:hAnsi="Times New Roman" w:eastAsia="宋体" w:cs="Times New Roman"/>
@@ -9276,14 +8952,13 @@
               <w:spacing w:line="269" w:lineRule="auto" w:before="0" w:after="0"/>
               <w:jc w:val="left"/>
             </w:pPr>
-            <w:r/>
             <w:r>
               <w:rPr>
                 <w:rFonts w:ascii="Times New Roman" w:hAnsi="Times New Roman" w:eastAsia="宋体" w:cs="Times New Roman"/>
                 <w:b w:val="0"/>
                 <w:sz w:val="17"/>
               </w:rPr>
-              <w:t>任务、输入输出、状态、参数、单位、约束、假设和安全边界定义完整，来源可追溯。</w:t>
+              <w:t>任务、输入输出、状态、参数、单位、约束、假设和安全边界定义完整，参数与数据来源可追溯。</w:t>
             </w:r>
           </w:p>
         </w:tc>
@@ -9301,9 +8976,8 @@
           <w:p>
             <w:pPr>
               <w:spacing w:line="269" w:lineRule="auto" w:before="0" w:after="0"/>
-              <w:jc w:val="left"/>
+              <w:jc w:val="center"/>
             </w:pPr>
-            <w:r/>
             <w:r>
               <w:rPr>
                 <w:rFonts w:ascii="Times New Roman" w:hAnsi="Times New Roman" w:eastAsia="宋体" w:cs="Times New Roman"/>
@@ -9332,7 +9006,6 @@
               <w:spacing w:line="269" w:lineRule="auto" w:before="0" w:after="0"/>
               <w:jc w:val="left"/>
             </w:pPr>
-            <w:r/>
             <w:r>
               <w:rPr>
                 <w:rFonts w:ascii="Times New Roman" w:hAnsi="Times New Roman" w:eastAsia="宋体" w:cs="Times New Roman"/>
@@ -9359,7 +9032,6 @@
               <w:spacing w:line="269" w:lineRule="auto" w:before="0" w:after="0"/>
               <w:jc w:val="center"/>
             </w:pPr>
-            <w:r/>
             <w:r>
               <w:rPr>
                 <w:rFonts w:ascii="Times New Roman" w:hAnsi="Times New Roman" w:eastAsia="宋体" w:cs="Times New Roman"/>
@@ -9386,14 +9058,13 @@
               <w:spacing w:line="269" w:lineRule="auto" w:before="0" w:after="0"/>
               <w:jc w:val="left"/>
             </w:pPr>
-            <w:r/>
             <w:r>
               <w:rPr>
                 <w:rFonts w:ascii="Times New Roman" w:hAnsi="Times New Roman" w:eastAsia="宋体" w:cs="Times New Roman"/>
                 <w:b w:val="0"/>
                 <w:sz w:val="17"/>
               </w:rPr>
-              <w:t>机械、电气和耦合关系正确；方程、状态空间和代码一致，接口与量纲检查完整。</w:t>
+              <w:t>机械、电气和机电耦合关系正确；方程、状态空间和代码一致，接口、方向、量纲与能量检查充分。</w:t>
             </w:r>
           </w:p>
         </w:tc>
@@ -9411,9 +9082,8 @@
           <w:p>
             <w:pPr>
               <w:spacing w:line="269" w:lineRule="auto" w:before="0" w:after="0"/>
-              <w:jc w:val="left"/>
+              <w:jc w:val="center"/>
             </w:pPr>
-            <w:r/>
             <w:r>
               <w:rPr>
                 <w:rFonts w:ascii="Times New Roman" w:hAnsi="Times New Roman" w:eastAsia="宋体" w:cs="Times New Roman"/>
@@ -9442,7 +9112,6 @@
               <w:spacing w:line="269" w:lineRule="auto" w:before="0" w:after="0"/>
               <w:jc w:val="left"/>
             </w:pPr>
-            <w:r/>
             <w:r>
               <w:rPr>
                 <w:rFonts w:ascii="Times New Roman" w:hAnsi="Times New Roman" w:eastAsia="宋体" w:cs="Times New Roman"/>
@@ -9469,7 +9138,6 @@
               <w:spacing w:line="269" w:lineRule="auto" w:before="0" w:after="0"/>
               <w:jc w:val="center"/>
             </w:pPr>
-            <w:r/>
             <w:r>
               <w:rPr>
                 <w:rFonts w:ascii="Times New Roman" w:hAnsi="Times New Roman" w:eastAsia="宋体" w:cs="Times New Roman"/>
@@ -9496,14 +9164,13 @@
               <w:spacing w:line="269" w:lineRule="auto" w:before="0" w:after="0"/>
               <w:jc w:val="left"/>
             </w:pPr>
-            <w:r/>
             <w:r>
               <w:rPr>
                 <w:rFonts w:ascii="Times New Roman" w:hAnsi="Times New Roman" w:eastAsia="宋体" w:cs="Times New Roman"/>
                 <w:b w:val="0"/>
                 <w:sz w:val="17"/>
               </w:rPr>
-              <w:t>求解器设置合理；包含闭环/扰动和至少一种非线性或限制；正常与边界工况可复现。</w:t>
+              <w:t>求解器与初值设置合理；包含闭环/扰动和非线性或限制；正常、边界和故障工况可复现，安全阈值明确。</w:t>
             </w:r>
           </w:p>
         </w:tc>
@@ -9521,9 +9188,8 @@
           <w:p>
             <w:pPr>
               <w:spacing w:line="269" w:lineRule="auto" w:before="0" w:after="0"/>
-              <w:jc w:val="left"/>
+              <w:jc w:val="center"/>
             </w:pPr>
-            <w:r/>
             <w:r>
               <w:rPr>
                 <w:rFonts w:ascii="Times New Roman" w:hAnsi="Times New Roman" w:eastAsia="宋体" w:cs="Times New Roman"/>
@@ -9552,7 +9218,6 @@
               <w:spacing w:line="269" w:lineRule="auto" w:before="0" w:after="0"/>
               <w:jc w:val="left"/>
             </w:pPr>
-            <w:r/>
             <w:r>
               <w:rPr>
                 <w:rFonts w:ascii="Times New Roman" w:hAnsi="Times New Roman" w:eastAsia="宋体" w:cs="Times New Roman"/>
@@ -9579,14 +9244,13 @@
               <w:spacing w:line="269" w:lineRule="auto" w:before="0" w:after="0"/>
               <w:jc w:val="center"/>
             </w:pPr>
-            <w:r/>
             <w:r>
               <w:rPr>
                 <w:rFonts w:ascii="Times New Roman" w:hAnsi="Times New Roman" w:eastAsia="宋体" w:cs="Times New Roman"/>
                 <w:b w:val="0"/>
                 <w:sz w:val="17"/>
               </w:rPr>
-              <w:t>15%</w:t>
+              <w:t>10%</w:t>
             </w:r>
           </w:p>
         </w:tc>
@@ -9606,14 +9270,13 @@
               <w:spacing w:line="269" w:lineRule="auto" w:before="0" w:after="0"/>
               <w:jc w:val="left"/>
             </w:pPr>
-            <w:r/>
             <w:r>
               <w:rPr>
                 <w:rFonts w:ascii="Times New Roman" w:hAnsi="Times New Roman" w:eastAsia="宋体" w:cs="Times New Roman"/>
                 <w:b w:val="0"/>
                 <w:sz w:val="17"/>
               </w:rPr>
-              <w:t>曲线、相图、动画和参数面板准确清晰；可选三维场景与模型一致，不以视觉效果掩盖错误。</w:t>
+              <w:t>曲线、相图、动画和参数面板准确清晰；可选三维场景与模型一致，技术表达不以视觉效果掩盖模型错误。</w:t>
             </w:r>
           </w:p>
         </w:tc>
@@ -9631,9 +9294,8 @@
           <w:p>
             <w:pPr>
               <w:spacing w:line="269" w:lineRule="auto" w:before="0" w:after="0"/>
-              <w:jc w:val="left"/>
+              <w:jc w:val="center"/>
             </w:pPr>
-            <w:r/>
             <w:r>
               <w:rPr>
                 <w:rFonts w:ascii="Times New Roman" w:hAnsi="Times New Roman" w:eastAsia="宋体" w:cs="Times New Roman"/>
@@ -9662,7 +9324,6 @@
               <w:spacing w:line="269" w:lineRule="auto" w:before="0" w:after="0"/>
               <w:jc w:val="left"/>
             </w:pPr>
-            <w:r/>
             <w:r>
               <w:rPr>
                 <w:rFonts w:ascii="Times New Roman" w:hAnsi="Times New Roman" w:eastAsia="宋体" w:cs="Times New Roman"/>
@@ -9689,7 +9350,6 @@
               <w:spacing w:line="269" w:lineRule="auto" w:before="0" w:after="0"/>
               <w:jc w:val="center"/>
             </w:pPr>
-            <w:r/>
             <w:r>
               <w:rPr>
                 <w:rFonts w:ascii="Times New Roman" w:hAnsi="Times New Roman" w:eastAsia="宋体" w:cs="Times New Roman"/>
@@ -9716,14 +9376,13 @@
               <w:spacing w:line="269" w:lineRule="auto" w:before="0" w:after="0"/>
               <w:jc w:val="left"/>
             </w:pPr>
-            <w:r/>
             <w:r>
               <w:rPr>
                 <w:rFonts w:ascii="Times New Roman" w:hAnsi="Times New Roman" w:eastAsia="宋体" w:cs="Times New Roman"/>
                 <w:b w:val="0"/>
                 <w:sz w:val="17"/>
               </w:rPr>
-              <w:t>有校准/验证数据、残差或误差指标、灵敏度和错例分析，能够说明适用范围与局限。</w:t>
+              <w:t>有校准/验证数据、残差或误差指标、灵敏度和失败工况分析，能够说明适用范围、工具局限和人工/物理复核条件。</w:t>
             </w:r>
           </w:p>
         </w:tc>
@@ -9741,9 +9400,8 @@
           <w:p>
             <w:pPr>
               <w:spacing w:line="269" w:lineRule="auto" w:before="0" w:after="0"/>
-              <w:jc w:val="left"/>
+              <w:jc w:val="center"/>
             </w:pPr>
-            <w:r/>
             <w:r>
               <w:rPr>
                 <w:rFonts w:ascii="Times New Roman" w:hAnsi="Times New Roman" w:eastAsia="宋体" w:cs="Times New Roman"/>
@@ -9772,14 +9430,13 @@
               <w:spacing w:line="269" w:lineRule="auto" w:before="0" w:after="0"/>
               <w:jc w:val="left"/>
             </w:pPr>
-            <w:r/>
             <w:r>
               <w:rPr>
                 <w:rFonts w:ascii="Times New Roman" w:hAnsi="Times New Roman" w:eastAsia="宋体" w:cs="Times New Roman"/>
                 <w:b w:val="0"/>
                 <w:sz w:val="17"/>
               </w:rPr>
-              <w:t>工程交付与个人贡献</w:t>
+              <w:t>综合成果、现场答辩与个人核验</w:t>
             </w:r>
           </w:p>
         </w:tc>
@@ -9799,14 +9456,13 @@
               <w:spacing w:line="269" w:lineRule="auto" w:before="0" w:after="0"/>
               <w:jc w:val="center"/>
             </w:pPr>
-            <w:r/>
             <w:r>
               <w:rPr>
                 <w:rFonts w:ascii="Times New Roman" w:hAnsi="Times New Roman" w:eastAsia="宋体" w:cs="Times New Roman"/>
                 <w:b w:val="0"/>
                 <w:sz w:val="17"/>
               </w:rPr>
-              <w:t>15%</w:t>
+              <w:t>20%</w:t>
             </w:r>
           </w:p>
         </w:tc>
@@ -9826,14 +9482,13 @@
               <w:spacing w:line="269" w:lineRule="auto" w:before="0" w:after="0"/>
               <w:jc w:val="left"/>
             </w:pPr>
-            <w:r/>
             <w:r>
               <w:rPr>
                 <w:rFonts w:ascii="Times New Roman" w:hAnsi="Times New Roman" w:eastAsia="宋体" w:cs="Times New Roman"/>
                 <w:b w:val="0"/>
                 <w:sz w:val="17"/>
               </w:rPr>
-              <w:t>代码、Notebook、参数、数据、测试、README、报告和版本记录完整；个人能解释和现场修改负责模块。</w:t>
+              <w:t>模型、Notebook/代码、参数、数据、测试、可视化和报告完整；现场能够解释关键模型和验证证据，并完成指定参数、方程、控制器或代码修改及复测；个人贡献和外部代码/AI使用可追溯。</w:t>
             </w:r>
           </w:p>
         </w:tc>
@@ -9851,16 +9506,15 @@
           <w:p>
             <w:pPr>
               <w:spacing w:line="269" w:lineRule="auto" w:before="0" w:after="0"/>
-              <w:jc w:val="left"/>
+              <w:jc w:val="center"/>
             </w:pPr>
-            <w:r/>
             <w:r>
               <w:rPr>
                 <w:rFonts w:ascii="Times New Roman" w:hAnsi="Times New Roman" w:eastAsia="宋体" w:cs="Times New Roman"/>
                 <w:b w:val="0"/>
                 <w:sz w:val="17"/>
               </w:rPr>
-              <w:t>目标 2.6，3.4，3.6</w:t>
+              <w:t>目标 2.1—2.6，3.2—3.6</w:t>
             </w:r>
           </w:p>
         </w:tc>
@@ -9882,11 +9536,10 @@
               <w:spacing w:line="269" w:lineRule="auto" w:before="0" w:after="0"/>
               <w:jc w:val="left"/>
             </w:pPr>
-            <w:r/>
-            <w:r>
-              <w:rPr>
-                <w:rFonts w:ascii="Times New Roman" w:hAnsi="Times New Roman" w:eastAsia="宋体" w:cs="Times New Roman"/>
-                <w:b w:val="0"/>
+            <w:r>
+              <w:rPr>
+                <w:rFonts w:ascii="Times New Roman" w:hAnsi="Times New Roman" w:eastAsia="宋体" w:cs="Times New Roman"/>
+                <w:b/>
                 <w:sz w:val="17"/>
               </w:rPr>
               <w:t>合计</w:t>
@@ -9909,11 +9562,10 @@
               <w:spacing w:line="269" w:lineRule="auto" w:before="0" w:after="0"/>
               <w:jc w:val="center"/>
             </w:pPr>
-            <w:r/>
-            <w:r>
-              <w:rPr>
-                <w:rFonts w:ascii="Times New Roman" w:hAnsi="Times New Roman" w:eastAsia="宋体" w:cs="Times New Roman"/>
-                <w:b w:val="0"/>
+            <w:r>
+              <w:rPr>
+                <w:rFonts w:ascii="Times New Roman" w:hAnsi="Times New Roman" w:eastAsia="宋体" w:cs="Times New Roman"/>
+                <w:b/>
                 <w:sz w:val="17"/>
               </w:rPr>
               <w:t>100%</w:t>
@@ -9936,7 +9588,11 @@
               <w:spacing w:line="269" w:lineRule="auto" w:before="0" w:after="0"/>
               <w:jc w:val="left"/>
             </w:pPr>
-            <w:r/>
+            <w:r>
+              <w:rPr>
+                <w:b/>
+              </w:rPr>
+            </w:r>
           </w:p>
         </w:tc>
         <w:tc>
@@ -9953,913 +9609,13 @@
           <w:p>
             <w:pPr>
               <w:spacing w:line="269" w:lineRule="auto" w:before="0" w:after="0"/>
-              <w:jc w:val="left"/>
-            </w:pPr>
-            <w:r/>
-          </w:p>
-        </w:tc>
-      </w:tr>
-    </w:tbl>
-    <w:p>
-      <w:pPr>
-        <w:keepNext/>
-        <w:spacing w:line="283" w:lineRule="auto" w:before="60" w:after="20"/>
-      </w:pPr>
-      <w:r>
-        <w:rPr>
-          <w:rFonts w:ascii="Times New Roman" w:hAnsi="Times New Roman" w:eastAsia="宋体" w:cs="Times New Roman"/>
-          <w:b/>
-          <w:sz w:val="21"/>
-        </w:rPr>
-        <w:t>（4）个人核验与答辩评分标准</w:t>
-      </w:r>
-    </w:p>
-    <w:tbl>
-      <w:tblPr>
-        <w:tblW w:type="dxa" w:w="9054"/>
-        <w:jc w:val="center"/>
-        <w:tblLayout w:type="fixed"/>
-        <w:tblLook w:firstColumn="1" w:firstRow="1" w:lastColumn="0" w:lastRow="0" w:noHBand="0" w:noVBand="1" w:val="04A0"/>
-        <w:tblBorders>
-          <w:top w:val="single" w:sz="4" w:space="0" w:color="000000"/>
-          <w:left w:val="single" w:sz="4" w:space="0" w:color="000000"/>
-          <w:bottom w:val="single" w:sz="4" w:space="0" w:color="000000"/>
-          <w:right w:val="single" w:sz="4" w:space="0" w:color="000000"/>
-          <w:insideH w:val="single" w:sz="4" w:space="0" w:color="000000"/>
-          <w:insideV w:val="single" w:sz="4" w:space="0" w:color="000000"/>
-        </w:tblBorders>
-      </w:tblPr>
-      <w:tblGrid>
-        <w:gridCol w:w="1700"/>
-        <w:gridCol w:w="900"/>
-        <w:gridCol w:w="5100"/>
-        <w:gridCol w:w="1354"/>
-      </w:tblGrid>
-      <w:tr>
-        <w:trPr>
-          <w:tblHeader w:val="true"/>
-          <w:cantSplit/>
-        </w:trPr>
-        <w:tc>
-          <w:tcPr>
-            <w:tcW w:type="dxa" w:w="1700"/>
-            <w:tcMar>
-              <w:top w:w="80" w:type="dxa"/>
-              <w:start w:w="70" w:type="dxa"/>
-              <w:bottom w:w="80" w:type="dxa"/>
-              <w:end w:w="70" w:type="dxa"/>
-            </w:tcMar>
-            <w:vAlign w:val="center"/>
-          </w:tcPr>
-          <w:p>
-            <w:pPr>
-              <w:spacing w:line="269" w:lineRule="auto" w:before="0" w:after="0"/>
               <w:jc w:val="center"/>
             </w:pPr>
-            <w:r/>
-            <w:r>
-              <w:rPr>
-                <w:rFonts w:ascii="Times New Roman" w:hAnsi="Times New Roman" w:eastAsia="宋体" w:cs="Times New Roman"/>
+            <w:r>
+              <w:rPr>
                 <w:b/>
-                <w:sz w:val="17"/>
-              </w:rPr>
-              <w:t>考核内容</w:t>
-            </w:r>
-          </w:p>
-        </w:tc>
-        <w:tc>
-          <w:tcPr>
-            <w:tcW w:type="dxa" w:w="900"/>
-            <w:tcMar>
-              <w:top w:w="80" w:type="dxa"/>
-              <w:start w:w="70" w:type="dxa"/>
-              <w:bottom w:w="80" w:type="dxa"/>
-              <w:end w:w="70" w:type="dxa"/>
-            </w:tcMar>
-            <w:vAlign w:val="center"/>
-          </w:tcPr>
-          <w:p>
-            <w:pPr>
-              <w:spacing w:line="269" w:lineRule="auto" w:before="0" w:after="0"/>
-              <w:jc w:val="center"/>
-            </w:pPr>
-            <w:r/>
-            <w:r>
-              <w:rPr>
-                <w:rFonts w:ascii="Times New Roman" w:hAnsi="Times New Roman" w:eastAsia="宋体" w:cs="Times New Roman"/>
-                <w:b/>
-                <w:sz w:val="17"/>
-              </w:rPr>
-              <w:t>成绩占比</w:t>
-            </w:r>
-          </w:p>
-        </w:tc>
-        <w:tc>
-          <w:tcPr>
-            <w:tcW w:type="dxa" w:w="5100"/>
-            <w:tcMar>
-              <w:top w:w="80" w:type="dxa"/>
-              <w:start w:w="70" w:type="dxa"/>
-              <w:bottom w:w="80" w:type="dxa"/>
-              <w:end w:w="70" w:type="dxa"/>
-            </w:tcMar>
-            <w:vAlign w:val="center"/>
-          </w:tcPr>
-          <w:p>
-            <w:pPr>
-              <w:spacing w:line="269" w:lineRule="auto" w:before="0" w:after="0"/>
-              <w:jc w:val="center"/>
-            </w:pPr>
-            <w:r/>
-            <w:r>
-              <w:rPr>
-                <w:rFonts w:ascii="Times New Roman" w:hAnsi="Times New Roman" w:eastAsia="宋体" w:cs="Times New Roman"/>
-                <w:b/>
-                <w:sz w:val="17"/>
-              </w:rPr>
-              <w:t>考点与要求</w:t>
-            </w:r>
-          </w:p>
-        </w:tc>
-        <w:tc>
-          <w:tcPr>
-            <w:tcW w:type="dxa" w:w="1354"/>
-            <w:tcMar>
-              <w:top w:w="80" w:type="dxa"/>
-              <w:start w:w="70" w:type="dxa"/>
-              <w:bottom w:w="80" w:type="dxa"/>
-              <w:end w:w="70" w:type="dxa"/>
-            </w:tcMar>
-            <w:vAlign w:val="center"/>
-          </w:tcPr>
-          <w:p>
-            <w:pPr>
-              <w:spacing w:line="269" w:lineRule="auto" w:before="0" w:after="0"/>
-              <w:jc w:val="center"/>
-            </w:pPr>
-            <w:r/>
-            <w:r>
-              <w:rPr>
-                <w:rFonts w:ascii="Times New Roman" w:hAnsi="Times New Roman" w:eastAsia="宋体" w:cs="Times New Roman"/>
-                <w:b/>
-                <w:sz w:val="17"/>
-              </w:rPr>
-              <w:t>课程目标</w:t>
-            </w:r>
-          </w:p>
-        </w:tc>
-      </w:tr>
-      <w:tr>
-        <w:tc>
-          <w:tcPr>
-            <w:tcW w:type="dxa" w:w="1700"/>
-            <w:vAlign w:val="center"/>
-            <w:tcMar>
-              <w:top w:w="80" w:type="dxa"/>
-              <w:start w:w="70" w:type="dxa"/>
-              <w:bottom w:w="80" w:type="dxa"/>
-              <w:end w:w="70" w:type="dxa"/>
-            </w:tcMar>
-          </w:tcPr>
-          <w:p>
-            <w:pPr>
-              <w:spacing w:line="269" w:lineRule="auto" w:before="0" w:after="0"/>
-              <w:jc w:val="left"/>
-            </w:pPr>
-            <w:r/>
-            <w:r>
-              <w:rPr>
-                <w:rFonts w:ascii="Times New Roman" w:hAnsi="Times New Roman" w:eastAsia="宋体" w:cs="Times New Roman"/>
-                <w:b w:val="0"/>
-                <w:sz w:val="17"/>
-              </w:rPr>
-              <w:t>建模假设与物理方程解释</w:t>
-            </w:r>
-          </w:p>
-        </w:tc>
-        <w:tc>
-          <w:tcPr>
-            <w:tcW w:type="dxa" w:w="900"/>
-            <w:vAlign w:val="center"/>
-            <w:tcMar>
-              <w:top w:w="80" w:type="dxa"/>
-              <w:start w:w="70" w:type="dxa"/>
-              <w:bottom w:w="80" w:type="dxa"/>
-              <w:end w:w="70" w:type="dxa"/>
-            </w:tcMar>
-          </w:tcPr>
-          <w:p>
-            <w:pPr>
-              <w:spacing w:line="269" w:lineRule="auto" w:before="0" w:after="0"/>
-              <w:jc w:val="center"/>
-            </w:pPr>
-            <w:r/>
-            <w:r>
-              <w:rPr>
-                <w:rFonts w:ascii="Times New Roman" w:hAnsi="Times New Roman" w:eastAsia="宋体" w:cs="Times New Roman"/>
-                <w:b w:val="0"/>
-                <w:sz w:val="17"/>
-              </w:rPr>
-              <w:t>15%</w:t>
-            </w:r>
-          </w:p>
-        </w:tc>
-        <w:tc>
-          <w:tcPr>
-            <w:tcW w:type="dxa" w:w="5100"/>
-            <w:vAlign w:val="center"/>
-            <w:tcMar>
-              <w:top w:w="80" w:type="dxa"/>
-              <w:start w:w="70" w:type="dxa"/>
-              <w:bottom w:w="80" w:type="dxa"/>
-              <w:end w:w="70" w:type="dxa"/>
-            </w:tcMar>
-          </w:tcPr>
-          <w:p>
-            <w:pPr>
-              <w:spacing w:line="269" w:lineRule="auto" w:before="0" w:after="0"/>
-              <w:jc w:val="left"/>
-            </w:pPr>
-            <w:r/>
-            <w:r>
-              <w:rPr>
-                <w:rFonts w:ascii="Times New Roman" w:hAnsi="Times New Roman" w:eastAsia="宋体" w:cs="Times New Roman"/>
-                <w:b w:val="0"/>
-                <w:sz w:val="17"/>
-              </w:rPr>
-              <w:t>能够说明系统边界、变量、单位、假设以及机械—电气耦合方程的来源。</w:t>
-            </w:r>
-          </w:p>
-        </w:tc>
-        <w:tc>
-          <w:tcPr>
-            <w:tcW w:type="dxa" w:w="1354"/>
-            <w:vAlign w:val="center"/>
-            <w:tcMar>
-              <w:top w:w="80" w:type="dxa"/>
-              <w:start w:w="70" w:type="dxa"/>
-              <w:bottom w:w="80" w:type="dxa"/>
-              <w:end w:w="70" w:type="dxa"/>
-            </w:tcMar>
-          </w:tcPr>
-          <w:p>
-            <w:pPr>
-              <w:spacing w:line="269" w:lineRule="auto" w:before="0" w:after="0"/>
-              <w:jc w:val="left"/>
-            </w:pPr>
-            <w:r/>
-            <w:r>
-              <w:rPr>
-                <w:rFonts w:ascii="Times New Roman" w:hAnsi="Times New Roman" w:eastAsia="宋体" w:cs="Times New Roman"/>
-                <w:b w:val="0"/>
-                <w:sz w:val="17"/>
-              </w:rPr>
-              <w:t>目标 1.1—1.4，2.1—2.4</w:t>
-            </w:r>
-          </w:p>
-        </w:tc>
-      </w:tr>
-      <w:tr>
-        <w:tc>
-          <w:tcPr>
-            <w:tcW w:type="dxa" w:w="1700"/>
-            <w:vAlign w:val="center"/>
-            <w:tcMar>
-              <w:top w:w="80" w:type="dxa"/>
-              <w:start w:w="70" w:type="dxa"/>
-              <w:bottom w:w="80" w:type="dxa"/>
-              <w:end w:w="70" w:type="dxa"/>
-            </w:tcMar>
-          </w:tcPr>
-          <w:p>
-            <w:pPr>
-              <w:spacing w:line="269" w:lineRule="auto" w:before="0" w:after="0"/>
-              <w:jc w:val="left"/>
-            </w:pPr>
-            <w:r/>
-            <w:r>
-              <w:rPr>
-                <w:rFonts w:ascii="Times New Roman" w:hAnsi="Times New Roman" w:eastAsia="宋体" w:cs="Times New Roman"/>
-                <w:b w:val="0"/>
-                <w:sz w:val="17"/>
-              </w:rPr>
-              <w:t>状态空间、求解器与控制分析</w:t>
-            </w:r>
-          </w:p>
-        </w:tc>
-        <w:tc>
-          <w:tcPr>
-            <w:tcW w:type="dxa" w:w="900"/>
-            <w:vAlign w:val="center"/>
-            <w:tcMar>
-              <w:top w:w="80" w:type="dxa"/>
-              <w:start w:w="70" w:type="dxa"/>
-              <w:bottom w:w="80" w:type="dxa"/>
-              <w:end w:w="70" w:type="dxa"/>
-            </w:tcMar>
-          </w:tcPr>
-          <w:p>
-            <w:pPr>
-              <w:spacing w:line="269" w:lineRule="auto" w:before="0" w:after="0"/>
-              <w:jc w:val="center"/>
-            </w:pPr>
-            <w:r/>
-            <w:r>
-              <w:rPr>
-                <w:rFonts w:ascii="Times New Roman" w:hAnsi="Times New Roman" w:eastAsia="宋体" w:cs="Times New Roman"/>
-                <w:b w:val="0"/>
-                <w:sz w:val="17"/>
-              </w:rPr>
-              <w:t>15%</w:t>
-            </w:r>
-          </w:p>
-        </w:tc>
-        <w:tc>
-          <w:tcPr>
-            <w:tcW w:type="dxa" w:w="5100"/>
-            <w:vAlign w:val="center"/>
-            <w:tcMar>
-              <w:top w:w="80" w:type="dxa"/>
-              <w:start w:w="70" w:type="dxa"/>
-              <w:bottom w:w="80" w:type="dxa"/>
-              <w:end w:w="70" w:type="dxa"/>
-            </w:tcMar>
-          </w:tcPr>
-          <w:p>
-            <w:pPr>
-              <w:spacing w:line="269" w:lineRule="auto" w:before="0" w:after="0"/>
-              <w:jc w:val="left"/>
-            </w:pPr>
-            <w:r/>
-            <w:r>
-              <w:rPr>
-                <w:rFonts w:ascii="Times New Roman" w:hAnsi="Times New Roman" w:eastAsia="宋体" w:cs="Times New Roman"/>
-                <w:b w:val="0"/>
-                <w:sz w:val="17"/>
-              </w:rPr>
-              <w:t>能够解释状态选择、求解器参数、时域/频域指标和闭环结构，判断结果是否合理。</w:t>
-            </w:r>
-          </w:p>
-        </w:tc>
-        <w:tc>
-          <w:tcPr>
-            <w:tcW w:type="dxa" w:w="1354"/>
-            <w:vAlign w:val="center"/>
-            <w:tcMar>
-              <w:top w:w="80" w:type="dxa"/>
-              <w:start w:w="70" w:type="dxa"/>
-              <w:bottom w:w="80" w:type="dxa"/>
-              <w:end w:w="70" w:type="dxa"/>
-            </w:tcMar>
-          </w:tcPr>
-          <w:p>
-            <w:pPr>
-              <w:spacing w:line="269" w:lineRule="auto" w:before="0" w:after="0"/>
-              <w:jc w:val="left"/>
-            </w:pPr>
-            <w:r/>
-            <w:r>
-              <w:rPr>
-                <w:rFonts w:ascii="Times New Roman" w:hAnsi="Times New Roman" w:eastAsia="宋体" w:cs="Times New Roman"/>
-                <w:b w:val="0"/>
-                <w:sz w:val="17"/>
-              </w:rPr>
-              <w:t>目标 1.2，1.5，2.2—2.4</w:t>
-            </w:r>
-          </w:p>
-        </w:tc>
-      </w:tr>
-      <w:tr>
-        <w:tc>
-          <w:tcPr>
-            <w:tcW w:type="dxa" w:w="1700"/>
-            <w:vAlign w:val="center"/>
-            <w:tcMar>
-              <w:top w:w="80" w:type="dxa"/>
-              <w:start w:w="70" w:type="dxa"/>
-              <w:bottom w:w="80" w:type="dxa"/>
-              <w:end w:w="70" w:type="dxa"/>
-            </w:tcMar>
-          </w:tcPr>
-          <w:p>
-            <w:pPr>
-              <w:spacing w:line="269" w:lineRule="auto" w:before="0" w:after="0"/>
-              <w:jc w:val="left"/>
-            </w:pPr>
-            <w:r/>
-            <w:r>
-              <w:rPr>
-                <w:rFonts w:ascii="Times New Roman" w:hAnsi="Times New Roman" w:eastAsia="宋体" w:cs="Times New Roman"/>
-                <w:b w:val="0"/>
-                <w:sz w:val="17"/>
-              </w:rPr>
-              <w:t>Python代码与可视化说明</w:t>
-            </w:r>
-          </w:p>
-        </w:tc>
-        <w:tc>
-          <w:tcPr>
-            <w:tcW w:type="dxa" w:w="900"/>
-            <w:vAlign w:val="center"/>
-            <w:tcMar>
-              <w:top w:w="80" w:type="dxa"/>
-              <w:start w:w="70" w:type="dxa"/>
-              <w:bottom w:w="80" w:type="dxa"/>
-              <w:end w:w="70" w:type="dxa"/>
-            </w:tcMar>
-          </w:tcPr>
-          <w:p>
-            <w:pPr>
-              <w:spacing w:line="269" w:lineRule="auto" w:before="0" w:after="0"/>
-              <w:jc w:val="center"/>
-            </w:pPr>
-            <w:r/>
-            <w:r>
-              <w:rPr>
-                <w:rFonts w:ascii="Times New Roman" w:hAnsi="Times New Roman" w:eastAsia="宋体" w:cs="Times New Roman"/>
-                <w:b w:val="0"/>
-                <w:sz w:val="17"/>
-              </w:rPr>
-              <w:t>20%</w:t>
-            </w:r>
-          </w:p>
-        </w:tc>
-        <w:tc>
-          <w:tcPr>
-            <w:tcW w:type="dxa" w:w="5100"/>
-            <w:vAlign w:val="center"/>
-            <w:tcMar>
-              <w:top w:w="80" w:type="dxa"/>
-              <w:start w:w="70" w:type="dxa"/>
-              <w:bottom w:w="80" w:type="dxa"/>
-              <w:end w:w="70" w:type="dxa"/>
-            </w:tcMar>
-          </w:tcPr>
-          <w:p>
-            <w:pPr>
-              <w:spacing w:line="269" w:lineRule="auto" w:before="0" w:after="0"/>
-              <w:jc w:val="left"/>
-            </w:pPr>
-            <w:r/>
-            <w:r>
-              <w:rPr>
-                <w:rFonts w:ascii="Times New Roman" w:hAnsi="Times New Roman" w:eastAsia="宋体" w:cs="Times New Roman"/>
-                <w:b w:val="0"/>
-                <w:sz w:val="17"/>
-              </w:rPr>
-              <w:t>能够独立解释核心函数、数据流、动画/交互界面以及库函数使用边界。</w:t>
-            </w:r>
-          </w:p>
-        </w:tc>
-        <w:tc>
-          <w:tcPr>
-            <w:tcW w:type="dxa" w:w="1354"/>
-            <w:vAlign w:val="center"/>
-            <w:tcMar>
-              <w:top w:w="80" w:type="dxa"/>
-              <w:start w:w="70" w:type="dxa"/>
-              <w:bottom w:w="80" w:type="dxa"/>
-              <w:end w:w="70" w:type="dxa"/>
-            </w:tcMar>
-          </w:tcPr>
-          <w:p>
-            <w:pPr>
-              <w:spacing w:line="269" w:lineRule="auto" w:before="0" w:after="0"/>
-              <w:jc w:val="left"/>
-            </w:pPr>
-            <w:r/>
-            <w:r>
-              <w:rPr>
-                <w:rFonts w:ascii="Times New Roman" w:hAnsi="Times New Roman" w:eastAsia="宋体" w:cs="Times New Roman"/>
-                <w:b w:val="0"/>
-                <w:sz w:val="17"/>
-              </w:rPr>
-              <w:t>目标 2.2—2.6，3.4，3.6</w:t>
-            </w:r>
-          </w:p>
-        </w:tc>
-      </w:tr>
-      <w:tr>
-        <w:tc>
-          <w:tcPr>
-            <w:tcW w:type="dxa" w:w="1700"/>
-            <w:vAlign w:val="center"/>
-            <w:tcMar>
-              <w:top w:w="80" w:type="dxa"/>
-              <w:start w:w="70" w:type="dxa"/>
-              <w:bottom w:w="80" w:type="dxa"/>
-              <w:end w:w="70" w:type="dxa"/>
-            </w:tcMar>
-          </w:tcPr>
-          <w:p>
-            <w:pPr>
-              <w:spacing w:line="269" w:lineRule="auto" w:before="0" w:after="0"/>
-              <w:jc w:val="left"/>
-            </w:pPr>
-            <w:r/>
-            <w:r>
-              <w:rPr>
-                <w:rFonts w:ascii="Times New Roman" w:hAnsi="Times New Roman" w:eastAsia="宋体" w:cs="Times New Roman"/>
-                <w:b w:val="0"/>
-                <w:sz w:val="17"/>
-              </w:rPr>
-              <w:t>非线性、辨识与验证说明</w:t>
-            </w:r>
-          </w:p>
-        </w:tc>
-        <w:tc>
-          <w:tcPr>
-            <w:tcW w:type="dxa" w:w="900"/>
-            <w:vAlign w:val="center"/>
-            <w:tcMar>
-              <w:top w:w="80" w:type="dxa"/>
-              <w:start w:w="70" w:type="dxa"/>
-              <w:bottom w:w="80" w:type="dxa"/>
-              <w:end w:w="70" w:type="dxa"/>
-            </w:tcMar>
-          </w:tcPr>
-          <w:p>
-            <w:pPr>
-              <w:spacing w:line="269" w:lineRule="auto" w:before="0" w:after="0"/>
-              <w:jc w:val="center"/>
-            </w:pPr>
-            <w:r/>
-            <w:r>
-              <w:rPr>
-                <w:rFonts w:ascii="Times New Roman" w:hAnsi="Times New Roman" w:eastAsia="宋体" w:cs="Times New Roman"/>
-                <w:b w:val="0"/>
-                <w:sz w:val="17"/>
-              </w:rPr>
-              <w:t>20%</w:t>
-            </w:r>
-          </w:p>
-        </w:tc>
-        <w:tc>
-          <w:tcPr>
-            <w:tcW w:type="dxa" w:w="5100"/>
-            <w:vAlign w:val="center"/>
-            <w:tcMar>
-              <w:top w:w="80" w:type="dxa"/>
-              <w:start w:w="70" w:type="dxa"/>
-              <w:bottom w:w="80" w:type="dxa"/>
-              <w:end w:w="70" w:type="dxa"/>
-            </w:tcMar>
-          </w:tcPr>
-          <w:p>
-            <w:pPr>
-              <w:spacing w:line="269" w:lineRule="auto" w:before="0" w:after="0"/>
-              <w:jc w:val="left"/>
-            </w:pPr>
-            <w:r/>
-            <w:r>
-              <w:rPr>
-                <w:rFonts w:ascii="Times New Roman" w:hAnsi="Times New Roman" w:eastAsia="宋体" w:cs="Times New Roman"/>
-                <w:b w:val="0"/>
-                <w:sz w:val="17"/>
-              </w:rPr>
-              <w:t>能够解释非线性实现、参数估计、残差、验证集和模型局限。</w:t>
-            </w:r>
-          </w:p>
-        </w:tc>
-        <w:tc>
-          <w:tcPr>
-            <w:tcW w:type="dxa" w:w="1354"/>
-            <w:vAlign w:val="center"/>
-            <w:tcMar>
-              <w:top w:w="80" w:type="dxa"/>
-              <w:start w:w="70" w:type="dxa"/>
-              <w:bottom w:w="80" w:type="dxa"/>
-              <w:end w:w="70" w:type="dxa"/>
-            </w:tcMar>
-          </w:tcPr>
-          <w:p>
-            <w:pPr>
-              <w:spacing w:line="269" w:lineRule="auto" w:before="0" w:after="0"/>
-              <w:jc w:val="left"/>
-            </w:pPr>
-            <w:r/>
-            <w:r>
-              <w:rPr>
-                <w:rFonts w:ascii="Times New Roman" w:hAnsi="Times New Roman" w:eastAsia="宋体" w:cs="Times New Roman"/>
-                <w:b w:val="0"/>
-                <w:sz w:val="17"/>
-              </w:rPr>
-              <w:t>目标 1.5，1.6，2.5，2.6，3.3</w:t>
-            </w:r>
-          </w:p>
-        </w:tc>
-      </w:tr>
-      <w:tr>
-        <w:tc>
-          <w:tcPr>
-            <w:tcW w:type="dxa" w:w="1700"/>
-            <w:vAlign w:val="center"/>
-            <w:tcMar>
-              <w:top w:w="80" w:type="dxa"/>
-              <w:start w:w="70" w:type="dxa"/>
-              <w:bottom w:w="80" w:type="dxa"/>
-              <w:end w:w="70" w:type="dxa"/>
-            </w:tcMar>
-          </w:tcPr>
-          <w:p>
-            <w:pPr>
-              <w:spacing w:line="269" w:lineRule="auto" w:before="0" w:after="0"/>
-              <w:jc w:val="left"/>
-            </w:pPr>
-            <w:r/>
-            <w:r>
-              <w:rPr>
-                <w:rFonts w:ascii="Times New Roman" w:hAnsi="Times New Roman" w:eastAsia="宋体" w:cs="Times New Roman"/>
-                <w:b w:val="0"/>
-                <w:sz w:val="17"/>
-              </w:rPr>
-              <w:t>现场修改与故障排查</w:t>
-            </w:r>
-          </w:p>
-        </w:tc>
-        <w:tc>
-          <w:tcPr>
-            <w:tcW w:type="dxa" w:w="900"/>
-            <w:vAlign w:val="center"/>
-            <w:tcMar>
-              <w:top w:w="80" w:type="dxa"/>
-              <w:start w:w="70" w:type="dxa"/>
-              <w:bottom w:w="80" w:type="dxa"/>
-              <w:end w:w="70" w:type="dxa"/>
-            </w:tcMar>
-          </w:tcPr>
-          <w:p>
-            <w:pPr>
-              <w:spacing w:line="269" w:lineRule="auto" w:before="0" w:after="0"/>
-              <w:jc w:val="center"/>
-            </w:pPr>
-            <w:r/>
-            <w:r>
-              <w:rPr>
-                <w:rFonts w:ascii="Times New Roman" w:hAnsi="Times New Roman" w:eastAsia="宋体" w:cs="Times New Roman"/>
-                <w:b w:val="0"/>
-                <w:sz w:val="17"/>
-              </w:rPr>
-              <w:t>20%</w:t>
-            </w:r>
-          </w:p>
-        </w:tc>
-        <w:tc>
-          <w:tcPr>
-            <w:tcW w:type="dxa" w:w="5100"/>
-            <w:vAlign w:val="center"/>
-            <w:tcMar>
-              <w:top w:w="80" w:type="dxa"/>
-              <w:start w:w="70" w:type="dxa"/>
-              <w:bottom w:w="80" w:type="dxa"/>
-              <w:end w:w="70" w:type="dxa"/>
-            </w:tcMar>
-          </w:tcPr>
-          <w:p>
-            <w:pPr>
-              <w:spacing w:line="269" w:lineRule="auto" w:before="0" w:after="0"/>
-              <w:jc w:val="left"/>
-            </w:pPr>
-            <w:r/>
-            <w:r>
-              <w:rPr>
-                <w:rFonts w:ascii="Times New Roman" w:hAnsi="Times New Roman" w:eastAsia="宋体" w:cs="Times New Roman"/>
-                <w:b w:val="0"/>
-                <w:sz w:val="17"/>
-              </w:rPr>
-              <w:t>在限定时间内修改参数、方程、控制器或可视化，复现问题并用图表/测试验证修复。</w:t>
-            </w:r>
-          </w:p>
-        </w:tc>
-        <w:tc>
-          <w:tcPr>
-            <w:tcW w:type="dxa" w:w="1354"/>
-            <w:vAlign w:val="center"/>
-            <w:tcMar>
-              <w:top w:w="80" w:type="dxa"/>
-              <w:start w:w="70" w:type="dxa"/>
-              <w:bottom w:w="80" w:type="dxa"/>
-              <w:end w:w="70" w:type="dxa"/>
-            </w:tcMar>
-          </w:tcPr>
-          <w:p>
-            <w:pPr>
-              <w:spacing w:line="269" w:lineRule="auto" w:before="0" w:after="0"/>
-              <w:jc w:val="left"/>
-            </w:pPr>
-            <w:r/>
-            <w:r>
-              <w:rPr>
-                <w:rFonts w:ascii="Times New Roman" w:hAnsi="Times New Roman" w:eastAsia="宋体" w:cs="Times New Roman"/>
-                <w:b w:val="0"/>
-                <w:sz w:val="17"/>
-              </w:rPr>
-              <w:t>目标 2.1—2.6，3.2—3.6</w:t>
-            </w:r>
-          </w:p>
-        </w:tc>
-      </w:tr>
-      <w:tr>
-        <w:tc>
-          <w:tcPr>
-            <w:tcW w:type="dxa" w:w="1700"/>
-            <w:vAlign w:val="center"/>
-            <w:tcMar>
-              <w:top w:w="80" w:type="dxa"/>
-              <w:start w:w="70" w:type="dxa"/>
-              <w:bottom w:w="80" w:type="dxa"/>
-              <w:end w:w="70" w:type="dxa"/>
-            </w:tcMar>
-          </w:tcPr>
-          <w:p>
-            <w:pPr>
-              <w:spacing w:line="269" w:lineRule="auto" w:before="0" w:after="0"/>
-              <w:jc w:val="left"/>
-            </w:pPr>
-            <w:r/>
-            <w:r>
-              <w:rPr>
-                <w:rFonts w:ascii="Times New Roman" w:hAnsi="Times New Roman" w:eastAsia="宋体" w:cs="Times New Roman"/>
-                <w:b w:val="0"/>
-                <w:sz w:val="17"/>
-              </w:rPr>
-              <w:t>个人贡献与技术表达</w:t>
-            </w:r>
-          </w:p>
-        </w:tc>
-        <w:tc>
-          <w:tcPr>
-            <w:tcW w:type="dxa" w:w="900"/>
-            <w:vAlign w:val="center"/>
-            <w:tcMar>
-              <w:top w:w="80" w:type="dxa"/>
-              <w:start w:w="70" w:type="dxa"/>
-              <w:bottom w:w="80" w:type="dxa"/>
-              <w:end w:w="70" w:type="dxa"/>
-            </w:tcMar>
-          </w:tcPr>
-          <w:p>
-            <w:pPr>
-              <w:spacing w:line="269" w:lineRule="auto" w:before="0" w:after="0"/>
-              <w:jc w:val="center"/>
-            </w:pPr>
-            <w:r/>
-            <w:r>
-              <w:rPr>
-                <w:rFonts w:ascii="Times New Roman" w:hAnsi="Times New Roman" w:eastAsia="宋体" w:cs="Times New Roman"/>
-                <w:b w:val="0"/>
-                <w:sz w:val="17"/>
-              </w:rPr>
-              <w:t>10%</w:t>
-            </w:r>
-          </w:p>
-        </w:tc>
-        <w:tc>
-          <w:tcPr>
-            <w:tcW w:type="dxa" w:w="5100"/>
-            <w:vAlign w:val="center"/>
-            <w:tcMar>
-              <w:top w:w="80" w:type="dxa"/>
-              <w:start w:w="70" w:type="dxa"/>
-              <w:bottom w:w="80" w:type="dxa"/>
-              <w:end w:w="70" w:type="dxa"/>
-            </w:tcMar>
-          </w:tcPr>
-          <w:p>
-            <w:pPr>
-              <w:spacing w:line="269" w:lineRule="auto" w:before="0" w:after="0"/>
-              <w:jc w:val="left"/>
-            </w:pPr>
-            <w:r/>
-            <w:r>
-              <w:rPr>
-                <w:rFonts w:ascii="Times New Roman" w:hAnsi="Times New Roman" w:eastAsia="宋体" w:cs="Times New Roman"/>
-                <w:b w:val="0"/>
-                <w:sz w:val="17"/>
-              </w:rPr>
-              <w:t>能够使用提交、代码、数据和测试说明个人贡献，回答准确，外部代码/AI使用披露规范。</w:t>
-            </w:r>
-          </w:p>
-        </w:tc>
-        <w:tc>
-          <w:tcPr>
-            <w:tcW w:type="dxa" w:w="1354"/>
-            <w:vAlign w:val="center"/>
-            <w:tcMar>
-              <w:top w:w="80" w:type="dxa"/>
-              <w:start w:w="70" w:type="dxa"/>
-              <w:bottom w:w="80" w:type="dxa"/>
-              <w:end w:w="70" w:type="dxa"/>
-            </w:tcMar>
-          </w:tcPr>
-          <w:p>
-            <w:pPr>
-              <w:spacing w:line="269" w:lineRule="auto" w:before="0" w:after="0"/>
-              <w:jc w:val="left"/>
-            </w:pPr>
-            <w:r/>
-            <w:r>
-              <w:rPr>
-                <w:rFonts w:ascii="Times New Roman" w:hAnsi="Times New Roman" w:eastAsia="宋体" w:cs="Times New Roman"/>
-                <w:b w:val="0"/>
-                <w:sz w:val="17"/>
-              </w:rPr>
-              <w:t>目标 3.4，3.6</w:t>
-            </w:r>
-          </w:p>
-        </w:tc>
-      </w:tr>
-      <w:tr>
-        <w:tc>
-          <w:tcPr>
-            <w:tcW w:type="dxa" w:w="1700"/>
-            <w:vAlign w:val="center"/>
-            <w:tcMar>
-              <w:top w:w="80" w:type="dxa"/>
-              <w:start w:w="70" w:type="dxa"/>
-              <w:bottom w:w="80" w:type="dxa"/>
-              <w:end w:w="70" w:type="dxa"/>
-            </w:tcMar>
-          </w:tcPr>
-          <w:p>
-            <w:pPr>
-              <w:spacing w:line="269" w:lineRule="auto" w:before="0" w:after="0"/>
-              <w:jc w:val="left"/>
-            </w:pPr>
-            <w:r/>
-            <w:r>
-              <w:rPr>
-                <w:rFonts w:ascii="Times New Roman" w:hAnsi="Times New Roman" w:eastAsia="宋体" w:cs="Times New Roman"/>
-                <w:b w:val="0"/>
-                <w:sz w:val="17"/>
-              </w:rPr>
-              <w:t>合计</w:t>
-            </w:r>
-          </w:p>
-        </w:tc>
-        <w:tc>
-          <w:tcPr>
-            <w:tcW w:type="dxa" w:w="900"/>
-            <w:vAlign w:val="center"/>
-            <w:tcMar>
-              <w:top w:w="80" w:type="dxa"/>
-              <w:start w:w="70" w:type="dxa"/>
-              <w:bottom w:w="80" w:type="dxa"/>
-              <w:end w:w="70" w:type="dxa"/>
-            </w:tcMar>
-          </w:tcPr>
-          <w:p>
-            <w:pPr>
-              <w:spacing w:line="269" w:lineRule="auto" w:before="0" w:after="0"/>
-              <w:jc w:val="center"/>
-            </w:pPr>
-            <w:r/>
-            <w:r>
-              <w:rPr>
-                <w:rFonts w:ascii="Times New Roman" w:hAnsi="Times New Roman" w:eastAsia="宋体" w:cs="Times New Roman"/>
-                <w:b w:val="0"/>
-                <w:sz w:val="17"/>
-              </w:rPr>
-              <w:t>100%</w:t>
-            </w:r>
-          </w:p>
-        </w:tc>
-        <w:tc>
-          <w:tcPr>
-            <w:tcW w:type="dxa" w:w="5100"/>
-            <w:vAlign w:val="center"/>
-            <w:tcMar>
-              <w:top w:w="80" w:type="dxa"/>
-              <w:start w:w="70" w:type="dxa"/>
-              <w:bottom w:w="80" w:type="dxa"/>
-              <w:end w:w="70" w:type="dxa"/>
-            </w:tcMar>
-          </w:tcPr>
-          <w:p>
-            <w:pPr>
-              <w:spacing w:line="269" w:lineRule="auto" w:before="0" w:after="0"/>
-              <w:jc w:val="left"/>
-            </w:pPr>
-            <w:r/>
-          </w:p>
-        </w:tc>
-        <w:tc>
-          <w:tcPr>
-            <w:tcW w:type="dxa" w:w="1354"/>
-            <w:vAlign w:val="center"/>
-            <w:tcMar>
-              <w:top w:w="80" w:type="dxa"/>
-              <w:start w:w="70" w:type="dxa"/>
-              <w:bottom w:w="80" w:type="dxa"/>
-              <w:end w:w="70" w:type="dxa"/>
-            </w:tcMar>
-          </w:tcPr>
-          <w:p>
-            <w:pPr>
-              <w:spacing w:line="269" w:lineRule="auto" w:before="0" w:after="0"/>
-              <w:jc w:val="left"/>
-            </w:pPr>
-            <w:r/>
+              </w:rPr>
+            </w:r>
           </w:p>
         </w:tc>
       </w:tr>
